--- a/Science Books/QED Course/Lesson 72 Gauge Invariance.docx
+++ b/Science Books/QED Course/Lesson 72 Gauge Invariance.docx
@@ -58,7 +58,7 @@
     </w:p>
     <w:p>
       <w:pPr>
-        <w:pStyle w:val="Heading1"/>
+        <w:pStyle w:val="Heading2"/>
       </w:pPr>
       <w:r>
         <w:t>How to use this lesson</w:t>
@@ -71,7 +71,7 @@
     </w:p>
     <w:p>
       <w:pPr>
-        <w:pStyle w:val="Heading2"/>
+        <w:pStyle w:val="Heading3"/>
       </w:pPr>
       <w:r>
         <w:t>Learning objectives</w:t>
@@ -111,7 +111,7 @@
     </w:p>
     <w:p>
       <w:pPr>
-        <w:pStyle w:val="Heading2"/>
+        <w:pStyle w:val="Heading3"/>
       </w:pPr>
       <w:r>
         <w:t>Notation and conventions</w:t>
@@ -253,7 +253,7 @@
     </w:tbl>
     <w:p>
       <w:pPr>
-        <w:pStyle w:val="Heading1"/>
+        <w:pStyle w:val="Heading2"/>
       </w:pPr>
       <w:r>
         <w:t>1 What is invariant, and what is not</w:t>
@@ -265,10 +265,11 @@
       </w:r>
     </w:p>
     <w:p>
-      <w:pPr>
-        <w:pStyle w:val="Heading3"/>
-      </w:pPr>
       <w:r>
+        <w:rPr>
+          <w:b/>
+          <w:i/>
+        </w:rPr>
         <w:t>Worked example 1</w:t>
       </w:r>
     </w:p>
@@ -279,7 +280,7 @@
     </w:p>
     <w:p>
       <w:pPr>
-        <w:pStyle w:val="Heading1"/>
+        <w:pStyle w:val="Heading2"/>
       </w:pPr>
       <w:r>
         <w:t>2 Three gauges, one |ℳ|²</w:t>
@@ -292,7 +293,7 @@
     </w:p>
     <w:p>
       <w:pPr>
-        <w:pStyle w:val="Heading1"/>
+        <w:pStyle w:val="Heading2"/>
       </w:pPr>
       <w:r>
         <w:t>3 Incomplete diagrams</w:t>
@@ -305,7 +306,7 @@
     </w:p>
     <w:p>
       <w:pPr>
-        <w:pStyle w:val="Heading1"/>
+        <w:pStyle w:val="Heading2"/>
       </w:pPr>
       <w:r>
         <w:t>Connections to QED</w:t>
@@ -553,7 +554,7 @@
     </w:tbl>
     <w:p>
       <w:pPr>
-        <w:pStyle w:val="Heading1"/>
+        <w:pStyle w:val="Heading2"/>
       </w:pPr>
       <w:r>
         <w:t>Summary</w:t>
@@ -609,7 +610,7 @@
     </w:p>
     <w:p>
       <w:pPr>
-        <w:pStyle w:val="Heading1"/>
+        <w:pStyle w:val="Heading2"/>
       </w:pPr>
       <w:r>
         <w:t>Exercises</w:t>
@@ -1753,7 +1754,7 @@
     </w:tbl>
     <w:p>
       <w:pPr>
-        <w:pStyle w:val="Heading1"/>
+        <w:pStyle w:val="Heading2"/>
       </w:pPr>
       <w:r>
         <w:t>Solutions</w:t>
@@ -1985,7 +1986,7 @@
     </w:p>
     <w:p>
       <w:pPr>
-        <w:pStyle w:val="Heading1"/>
+        <w:pStyle w:val="Heading2"/>
       </w:pPr>
       <w:r>
         <w:t>Mastery checklist</w:t>
@@ -2017,7 +2018,7 @@
     </w:p>
     <w:p>
       <w:pPr>
-        <w:pStyle w:val="Heading1"/>
+        <w:pStyle w:val="Heading2"/>
       </w:pPr>
       <w:r>
         <w:t>Next lesson</w:t>

--- a/Science Books/QED Course/Lesson 72 Gauge Invariance.docx
+++ b/Science Books/QED Course/Lesson 72 Gauge Invariance.docx
@@ -34,7 +34,7 @@
           <w:b/>
           <w:sz w:val="26"/>
         </w:rPr>
-        <w:t>Physical observables do not depend on the gauge, which is Lesson 71's Ward identity read as a statement about ξ, Coulomb gauge, and Feynman gauge together</w:t>
+        <w:t>What is invariant and what is not: the Lagrangian, the gauge-fixed Lagrangian, Green's functions, and the S-matrix, and why every gauge, covariant or Coulomb, gives the same cross section</w:t>
       </w:r>
     </w:p>
     <w:p>
@@ -66,7 +66,7 @@
     </w:p>
     <w:p>
       <w:r>
-        <w:t>Lesson 70 introduced ξ. Lesson 71 proved k_μ ℳ^μ=0. This lesson puts those together: a physical cross section computed in Coulomb gauge, Feynman gauge, or Landau gauge must agree, and any leftover ξ in a calculation is a sign that a diagram is missing. Expect four to six hours.</w:t>
+        <w:t>Lesson 70 introduced the gauge parameter ξ, and Lesson 71 proved k_μℳ^μ = 0. This lesson puts them together and asks a sharper question: which objects in QED are gauge invariant, and which are not? The answer has four layers. The Lagrangian of Lesson 41 is invariant under local U(1). The gauge-fixed Lagrangian of Lesson 70 is not. Green's functions, the propagators and vertex functions with off-shell legs, generally depend on the gauge. Physical amplitudes and cross sections do not. The lesson proves the last statement for covariant gauges, extends it to Lesson 37's Coulomb gauge, shows by explicit example which intermediate quantities move with ξ, and closes with the Aharonov–Bohm effect, an experiment in which a gauge-invariant phase is observed directly. Expect five to seven hours.</w:t>
       </w:r>
     </w:p>
     <w:p>
@@ -82,7 +82,7 @@
         <w:pStyle w:val="ListBullet"/>
       </w:pPr>
       <w:r>
-        <w:t>State that |ℳ|² for a physical process is independent of ξ and of the Coulomb versus covariant gauge choice.</w:t>
+        <w:t>Distinguish the gauge invariance of ℒ from gauge independence of observables, and explain why gauge invariance is a redundancy of description rather than a symmetry relating distinct physical states.</w:t>
       </w:r>
     </w:p>
     <w:p>
@@ -90,7 +90,7 @@
         <w:pStyle w:val="ListBullet"/>
       </w:pPr>
       <w:r>
-        <w:t>Identify a leftover ξ dependence as evidence of an incomplete set of diagrams.</w:t>
+        <w:t>Compute ∂D_μν/∂ξ and use the Ward identity to show that the S-matrix does not depend on ξ.</w:t>
       </w:r>
     </w:p>
     <w:p>
@@ -98,7 +98,7 @@
         <w:pStyle w:val="ListBullet"/>
       </w:pPr>
       <w:r>
-        <w:t>Reconnect Lesson 37's two transverse polarizations with Lesson 70's four-component covariant field.</w:t>
+        <w:t>Show that the Coulomb-gauge propagator differs from the Feynman-gauge one only by terms carrying k_μ or k_ν, so that both give the same amplitudes.</w:t>
       </w:r>
     </w:p>
     <w:p>
@@ -106,7 +106,23 @@
         <w:pStyle w:val="ListBullet"/>
       </w:pPr>
       <w:r>
-        <w:t>State that gauge invariance of observables is not the same as gauge invariance of ℒ after ℒ_gf is added.</w:t>
+        <w:t>Identify gauge-invariant subsets of diagrams, and recognize a leftover ξ as evidence of a missing diagram.</w:t>
+      </w:r>
+    </w:p>
+    <w:p>
+      <w:pPr>
+        <w:pStyle w:val="ListBullet"/>
+      </w:pPr>
+      <w:r>
+        <w:t>Name quantities that depend on the gauge, such as Σ(p) and Z₂, and quantities that do not, such as the pole mass, Z₃, and cross sections.</w:t>
+      </w:r>
+    </w:p>
+    <w:p>
+      <w:pPr>
+        <w:pStyle w:val="ListBullet"/>
+      </w:pPr>
+      <w:r>
+        <w:t>Explain the Aharonov–Bohm phase as a gauge-invariant observable built from A_μ, and state what gauge invariance forbids and permits in the Lagrangian.</w:t>
       </w:r>
     </w:p>
     <w:p>
@@ -207,7 +223,7 @@
           </w:tcPr>
           <w:p>
             <w:r>
-              <w:t>Gauge parameter of Lesson 70</w:t>
+              <w:t>Covariant gauge parameter of Lesson 70</w:t>
             </w:r>
           </w:p>
         </w:tc>
@@ -227,7 +243,7 @@
           </w:tcPr>
           <w:p>
             <w:r>
-              <w:t>observable</w:t>
+              <w:t>D^F, D^C</w:t>
             </w:r>
           </w:p>
         </w:tc>
@@ -245,23 +261,172 @@
           </w:tcPr>
           <w:p>
             <w:r>
-              <w:t>A quantity unchanged by ε_μ→ε_μ+λk_μ and by ξ→ξ'</w:t>
+              <w:t>Feynman-gauge and Coulomb-gauge photon propagators</w:t>
+            </w:r>
+          </w:p>
+        </w:tc>
+      </w:tr>
+      <w:tr>
+        <w:tc>
+          <w:tcPr>
+            <w:tcW w:type="dxa" w:w="2160"/>
+            <w:vAlign w:val="center"/>
+            <w:tcMar>
+              <w:top w:w="100" w:type="dxa"/>
+              <w:start w:w="100" w:type="dxa"/>
+              <w:bottom w:w="100" w:type="dxa"/>
+              <w:end w:w="100" w:type="dxa"/>
+            </w:tcMar>
+          </w:tcPr>
+          <w:p>
+            <w:r>
+              <w:t>n^μ</w:t>
+            </w:r>
+          </w:p>
+        </w:tc>
+        <w:tc>
+          <w:tcPr>
+            <w:tcW w:type="dxa" w:w="7632"/>
+            <w:vAlign w:val="center"/>
+            <w:tcMar>
+              <w:top w:w="100" w:type="dxa"/>
+              <w:start w:w="100" w:type="dxa"/>
+              <w:bottom w:w="100" w:type="dxa"/>
+              <w:end w:w="100" w:type="dxa"/>
+            </w:tcMar>
+          </w:tcPr>
+          <w:p>
+            <w:r>
+              <w:t>The unit time direction (1, 0, 0, 0) of the frame that defines Coulomb gauge</w:t>
+            </w:r>
+          </w:p>
+        </w:tc>
+      </w:tr>
+      <w:tr>
+        <w:tc>
+          <w:tcPr>
+            <w:tcW w:type="dxa" w:w="2160"/>
+            <w:vAlign w:val="center"/>
+            <w:shd w:fill="EAF2F8"/>
+            <w:tcMar>
+              <w:top w:w="100" w:type="dxa"/>
+              <w:start w:w="100" w:type="dxa"/>
+              <w:bottom w:w="100" w:type="dxa"/>
+              <w:end w:w="100" w:type="dxa"/>
+            </w:tcMar>
+          </w:tcPr>
+          <w:p>
+            <w:r>
+              <w:t>Φ_B</w:t>
+            </w:r>
+          </w:p>
+        </w:tc>
+        <w:tc>
+          <w:tcPr>
+            <w:tcW w:type="dxa" w:w="7632"/>
+            <w:vAlign w:val="center"/>
+            <w:shd w:fill="EAF2F8"/>
+            <w:tcMar>
+              <w:top w:w="100" w:type="dxa"/>
+              <w:start w:w="100" w:type="dxa"/>
+              <w:bottom w:w="100" w:type="dxa"/>
+              <w:end w:w="100" w:type="dxa"/>
+            </w:tcMar>
+          </w:tcPr>
+          <w:p>
+            <w:r>
+              <w:t>Magnetic flux through a closed path</w:t>
+            </w:r>
+          </w:p>
+        </w:tc>
+      </w:tr>
+      <w:tr>
+        <w:tc>
+          <w:tcPr>
+            <w:tcW w:type="dxa" w:w="2160"/>
+            <w:vAlign w:val="center"/>
+            <w:tcMar>
+              <w:top w:w="100" w:type="dxa"/>
+              <w:start w:w="100" w:type="dxa"/>
+              <w:bottom w:w="100" w:type="dxa"/>
+              <w:end w:w="100" w:type="dxa"/>
+            </w:tcMar>
+          </w:tcPr>
+          <w:p>
+            <w:r>
+              <w:t>W(C)</w:t>
+            </w:r>
+          </w:p>
+        </w:tc>
+        <w:tc>
+          <w:tcPr>
+            <w:tcW w:type="dxa" w:w="7632"/>
+            <w:vAlign w:val="center"/>
+            <w:tcMar>
+              <w:top w:w="100" w:type="dxa"/>
+              <w:start w:w="100" w:type="dxa"/>
+              <w:bottom w:w="100" w:type="dxa"/>
+              <w:end w:w="100" w:type="dxa"/>
+            </w:tcMar>
+          </w:tcPr>
+          <w:p>
+            <w:r>
+              <w:t>Wilson loop exp(ie∮_C A_μdx^μ)</w:t>
             </w:r>
           </w:p>
         </w:tc>
       </w:tr>
     </w:tbl>
     <w:p>
+      <w:r>
+        <w:t>The metric is diag(+1, −1, −1, −1). In display equations, square brackets enclose function arguments and visible groupings.</w:t>
+      </w:r>
+    </w:p>
+    <w:p>
       <w:pPr>
         <w:pStyle w:val="Heading2"/>
       </w:pPr>
       <w:r>
-        <w:t>1 What is invariant, and what is not</w:t>
+        <w:t>1 Four layers of invariance</w:t>
+      </w:r>
+    </w:p>
+    <w:p>
+      <w:pPr>
+        <w:pStyle w:val="Heading3"/>
+      </w:pPr>
+      <w:r>
+        <w:t>1.1 The Lagrangian</w:t>
       </w:r>
     </w:p>
     <w:p>
       <w:r>
-        <w:t>The QED Lagrangian of Lesson 41 is invariant under local U(1). The gauge-fixed Lagrangian of Lesson 70 is not. The path integral of Lesson 79, after Faddeev-Popov, is arranged so that Z for gauge-invariant operators does not depend on ξ. In the operator language of this course, that statement is the Ward identity plus a complete sum of diagrams.</w:t>
+        <w:t>Lesson 41's ℒ = ψ̄(iD̸ − m)ψ − ¼F_μνF^μν is invariant under ψ → e^(−ieχ(x))ψ together with A_μ → A_μ + ∂_μχ, with D_μ = ∂_μ + ieA_μ as in Lesson 40. This was the starting point of Part VI.</w:t>
+      </w:r>
+    </w:p>
+    <w:p>
+      <w:pPr>
+        <w:pStyle w:val="Heading3"/>
+      </w:pPr>
+      <w:r>
+        <w:t>1.2 The gauge-fixed Lagrangian</w:t>
+      </w:r>
+    </w:p>
+    <w:p>
+      <w:r>
+        <w:t>Adding ℒ_gf = −(∂·A)²/(2ξ) breaks this invariance on purpose, because Lesson 70 showed that nothing can be quantized covariantly without it. The theory being calculated is therefore not literally gauge invariant. The claim to be proved is narrower: the parts of it that correspond to measurements do not depend on how ℒ_gf was chosen.</w:t>
+      </w:r>
+    </w:p>
+    <w:p>
+      <w:pPr>
+        <w:pStyle w:val="Heading3"/>
+      </w:pPr>
+      <w:r>
+        <w:t>1.3 Redundancy, not symmetry</w:t>
+      </w:r>
+    </w:p>
+    <w:p>
+      <w:r>
+        <w:t>A global symmetry, such as Lesson 30's U(1), relates physically distinct states that happen to have the same energy, and it gives a conserved charge. A local gauge transformation relates two descriptions of the same physical state. A_μ and A_μ + ∂_μχ give the same F_μν, and no experiment can distinguish them. Gauge invariance is therefore best thought of as a redundancy in the variables, and gauge fixing as the choice of one representative from each family of equivalent descriptions. Different choices must give the same physics, which is what this lesson verifies.</w:t>
       </w:r>
     </w:p>
     <w:p>
@@ -275,7 +440,7 @@
     </w:p>
     <w:p>
       <w:r>
-        <w:t>Is the photon propagator itself an observable? No. D_μν(k;ξ) depends on ξ. Only its contractions with conserved currents, in a complete amplitude, are.</w:t>
+        <w:t>Decide whether the photon propagator is an observable. D_μν(k; ξ) depends on ξ, so it is not. Only its contraction with conserved currents inside a complete amplitude is. The same holds for the electron propagator: under ψ → e^(−ieχ)ψ, the two-point function ⟨ψ(x)ψ̄(y)⟩ acquires the factor e^(−ie[χ(x) − χ(y)]), so it cannot be measured directly either.</w:t>
       </w:r>
     </w:p>
     <w:p>
@@ -283,12 +448,180 @@
         <w:pStyle w:val="Heading2"/>
       </w:pPr>
       <w:r>
-        <w:t>2 Three gauges, one |ℳ|²</w:t>
+        <w:t>2 The S-matrix does not depend on ξ</w:t>
+      </w:r>
+    </w:p>
+    <w:p>
+      <w:pPr>
+        <w:pStyle w:val="Heading3"/>
+      </w:pPr>
+      <w:r>
+        <w:t>2.1 The derivative of the propagator</w:t>
       </w:r>
     </w:p>
     <w:p>
       <w:r>
-        <w:t>Coulomb gauge (Lesson 37) uses two physical polarizations from the start. Feynman gauge (ξ=1) uses −ig_μν/k² and lets the Ward identity kill unphysical modes. Landau gauge (ξ=0) makes the propagator transverse. Computing Compton scattering, Lesson 56, in any of these must give the same (1/4)Σ|ℳ|²=−2e⁴(s/u+u/s) in the massless limit, because that quantity was contracted with conserved currents and summed over physical polarizations.</w:t>
+        <w:t>From Lesson 70, D_μν = −i[g_μν − (1−ξ)k_μk_ν/k²]/k². Differentiating,</w:t>
+      </w:r>
+    </w:p>
+    <w:p>
+      <w:pPr>
+        <w:spacing w:before="100" w:after="160"/>
+        <w:jc w:val="center"/>
+      </w:pPr>
+      <m:oMathPara>
+        <m:oMath>
+          <m:f>
+            <m:num>
+              <m:sSub>
+                <m:e>
+                  <m:r>
+                    <m:t xml:space="preserve">∂D</m:t>
+                  </m:r>
+                </m:e>
+                <m:sub>
+                  <m:r>
+                    <m:t xml:space="preserve">μν</m:t>
+                  </m:r>
+                </m:sub>
+              </m:sSub>
+            </m:num>
+            <m:den>
+              <m:r>
+                <m:t xml:space="preserve">∂ξ</m:t>
+              </m:r>
+            </m:den>
+          </m:f>
+          <m:r>
+            <m:t xml:space="preserve">=</m:t>
+          </m:r>
+          <m:r>
+            <m:t xml:space="preserve">−</m:t>
+          </m:r>
+          <m:r>
+            <m:t xml:space="preserve">i</m:t>
+          </m:r>
+          <m:sSub>
+            <m:e>
+              <m:r>
+                <m:t xml:space="preserve">k</m:t>
+              </m:r>
+            </m:e>
+            <m:sub>
+              <m:r>
+                <m:t xml:space="preserve">μ</m:t>
+              </m:r>
+            </m:sub>
+          </m:sSub>
+          <m:f>
+            <m:num>
+              <m:sSub>
+                <m:e>
+                  <m:r>
+                    <m:t xml:space="preserve">k</m:t>
+                  </m:r>
+                </m:e>
+                <m:sub>
+                  <m:r>
+                    <m:t xml:space="preserve">ν</m:t>
+                  </m:r>
+                </m:sub>
+              </m:sSub>
+            </m:num>
+            <m:den>
+              <m:sSup>
+                <m:e>
+                  <m:r>
+                    <m:t xml:space="preserve">k</m:t>
+                  </m:r>
+                </m:e>
+                <m:sup>
+                  <m:r>
+                    <m:t xml:space="preserve">4</m:t>
+                  </m:r>
+                </m:sup>
+              </m:sSup>
+            </m:den>
+          </m:f>
+        </m:oMath>
+      </m:oMathPara>
+    </w:p>
+    <w:p>
+      <w:r>
+        <w:t>A change of gauge parameter changes each internal photon line by a term proportional to k_μk_ν, and by nothing else.</w:t>
+      </w:r>
+    </w:p>
+    <w:p>
+      <w:pPr>
+        <w:pStyle w:val="Heading3"/>
+      </w:pPr>
+      <w:r>
+        <w:t>2.2 The argument</w:t>
+      </w:r>
+    </w:p>
+    <w:p>
+      <w:r>
+        <w:t>Take an amplitude and differentiate with respect to ξ. Each internal photon line in turn is replaced by −ik_μk_ν/k⁴, and the two ends of that line are contracted with its momentum. Sum over every diagram in the process, which includes every way the two ends can attach to the charged lines. By Lesson 71, Section 2.3, the contracted sum telescopes, and with on-shell external charged particles it vanishes. Hence</w:t>
+      </w:r>
+    </w:p>
+    <w:p>
+      <w:pPr>
+        <w:spacing w:before="100" w:after="160"/>
+        <w:jc w:val="center"/>
+      </w:pPr>
+      <m:oMathPara>
+        <m:oMath>
+          <m:f>
+            <m:num>
+              <m:r>
+                <m:t xml:space="preserve">∂ℳ</m:t>
+              </m:r>
+            </m:num>
+            <m:den>
+              <m:r>
+                <m:t xml:space="preserve">∂ξ</m:t>
+              </m:r>
+            </m:den>
+          </m:f>
+          <m:r>
+            <m:t xml:space="preserve">=</m:t>
+          </m:r>
+          <m:r>
+            <m:t xml:space="preserve">0</m:t>
+          </m:r>
+        </m:oMath>
+      </m:oMathPara>
+    </w:p>
+    <w:p>
+      <w:r>
+        <w:t>for every physical amplitude, to every order. The sum over attachment points is essential. For loops, it includes attachments to closed fermion loops, where Lesson 71's telescoping closes on itself and leaves nothing.</w:t>
+      </w:r>
+    </w:p>
+    <w:p>
+      <w:pPr>
+        <w:pStyle w:val="Heading3"/>
+      </w:pPr>
+      <w:r>
+        <w:t>2.3 A check at tree level</w:t>
+      </w:r>
+    </w:p>
+    <w:p>
+      <w:r>
+        <w:t>Lesson 70, Section 5, already showed this for electron-muon scattering. The ξ term is proportional to (q·J_e)(q·J_μ), and each factor vanishes for on-shell spinors. That is the simplest case of Section 2.2, with one internal photon and each end on a separate line with only one attachment.</w:t>
+      </w:r>
+    </w:p>
+    <w:p>
+      <w:r>
+        <w:rPr>
+          <w:b/>
+          <w:i/>
+        </w:rPr>
+        <w:t>Worked example 2</w:t>
+      </w:r>
+    </w:p>
+    <w:p>
+      <w:r>
+        <w:t>Explain why a leftover ξ in a calculation signals an error. If ∂ℳ/∂ξ ≠ 0 after a calculation, then the k_μk_ν term of some internal line has not been cancelled. Section 2.2 guarantees cancellation only for the complete set of attachments, so some attachment, that is, some diagram, is missing, or an external line has been taken off shell. Calculating in a general ξ and checking that it drops out is a standard way to catch such mistakes.</w:t>
       </w:r>
     </w:p>
     <w:p>
@@ -296,12 +629,372 @@
         <w:pStyle w:val="Heading2"/>
       </w:pPr>
       <w:r>
-        <w:t>3 Incomplete diagrams</w:t>
+        <w:t>3 Coulomb gauge gives the same answer</w:t>
+      </w:r>
+    </w:p>
+    <w:p>
+      <w:pPr>
+        <w:pStyle w:val="Heading3"/>
+      </w:pPr>
+      <w:r>
+        <w:t>3.1 The Coulomb-gauge propagator</w:t>
       </w:r>
     </w:p>
     <w:p>
       <w:r>
-        <w:t>A single Compton diagram, contracted with k_μ, does not vanish. Both diagrams of Lesson 56 are required. Dropping one would produce a ξ-dependent, gauge-dependent, wrong answer. The same is true of Møller scattering's two diagrams and of the vertex plus self-energy combination that renormalizes the charge consistently with the Ward identity (Z1=Z2 in a gauge-invariant scheme).</w:t>
+        <w:t>Lesson 37 quantized only the transverse components, with the Coulomb interaction instantaneous. In the frame defined by n^μ = (1, 0, 0, 0), the corresponding propagator has D₀₀^C = i/|k|², D₀ᵢ^C = 0, and</w:t>
+      </w:r>
+    </w:p>
+    <w:p>
+      <w:pPr>
+        <w:spacing w:before="100" w:after="160"/>
+        <w:jc w:val="center"/>
+      </w:pPr>
+      <m:oMathPara>
+        <m:oMath>
+          <m:sSubSup>
+            <m:e>
+              <m:r>
+                <m:t xml:space="preserve">D</m:t>
+              </m:r>
+            </m:e>
+            <m:sub>
+              <m:r>
+                <m:t xml:space="preserve">ij</m:t>
+              </m:r>
+            </m:sub>
+            <m:sup>
+              <m:r>
+                <m:t xml:space="preserve">C</m:t>
+              </m:r>
+            </m:sup>
+          </m:sSubSup>
+          <m:r>
+            <m:t xml:space="preserve">=</m:t>
+          </m:r>
+          <m:r>
+            <m:t xml:space="preserve">i</m:t>
+          </m:r>
+          <m:f>
+            <m:num>
+              <m:r>
+                <m:t xml:space="preserve">[</m:t>
+              </m:r>
+              <m:sSub>
+                <m:e>
+                  <m:r>
+                    <m:t xml:space="preserve">δ</m:t>
+                  </m:r>
+                </m:e>
+                <m:sub>
+                  <m:r>
+                    <m:t xml:space="preserve">ij</m:t>
+                  </m:r>
+                </m:sub>
+              </m:sSub>
+              <m:r>
+                <m:t xml:space="preserve">−</m:t>
+              </m:r>
+              <m:sSub>
+                <m:e>
+                  <m:r>
+                    <m:t xml:space="preserve">k</m:t>
+                  </m:r>
+                </m:e>
+                <m:sub>
+                  <m:r>
+                    <m:t xml:space="preserve">i</m:t>
+                  </m:r>
+                </m:sub>
+              </m:sSub>
+              <m:f>
+                <m:num>
+                  <m:sSub>
+                    <m:e>
+                      <m:r>
+                        <m:t xml:space="preserve">k</m:t>
+                      </m:r>
+                    </m:e>
+                    <m:sub>
+                      <m:r>
+                        <m:t xml:space="preserve">j</m:t>
+                      </m:r>
+                    </m:sub>
+                  </m:sSub>
+                </m:num>
+                <m:den>
+                  <m:r>
+                    <m:t xml:space="preserve">|</m:t>
+                  </m:r>
+                </m:den>
+              </m:f>
+              <m:r>
+                <m:t xml:space="preserve">k</m:t>
+              </m:r>
+              <m:r>
+                <m:t xml:space="preserve">|</m:t>
+              </m:r>
+              <m:sSup>
+                <m:e/>
+                <m:sup>
+                  <m:r>
+                    <m:t xml:space="preserve">2</m:t>
+                  </m:r>
+                </m:sup>
+              </m:sSup>
+              <m:r>
+                <m:t xml:space="preserve">]</m:t>
+              </m:r>
+            </m:num>
+            <m:den>
+              <m:sSup>
+                <m:e>
+                  <m:r>
+                    <m:t xml:space="preserve">k</m:t>
+                  </m:r>
+                </m:e>
+                <m:sup>
+                  <m:r>
+                    <m:t xml:space="preserve">2</m:t>
+                  </m:r>
+                </m:sup>
+              </m:sSup>
+              <m:r>
+                <m:t xml:space="preserve">+</m:t>
+              </m:r>
+              <m:r>
+                <m:t xml:space="preserve">iε</m:t>
+              </m:r>
+            </m:den>
+          </m:f>
+        </m:oMath>
+      </m:oMathPara>
+    </w:p>
+    <w:p>
+      <w:r>
+        <w:t>where |k| is the magnitude of the three-momentum. The 00 component has no pole at k² = 0. It is the instantaneous Coulomb interaction, while the ij components carry the two transverse photons.</w:t>
+      </w:r>
+    </w:p>
+    <w:p>
+      <w:pPr>
+        <w:pStyle w:val="Heading3"/>
+      </w:pPr>
+      <w:r>
+        <w:t>3.2 The difference from Feynman gauge</w:t>
+      </w:r>
+    </w:p>
+    <w:p>
+      <w:r>
+        <w:t>Subtracting D_μν^F = −ig_μν/k², component by component (Exercise 5),</w:t>
+      </w:r>
+    </w:p>
+    <w:p>
+      <w:pPr>
+        <w:spacing w:before="100" w:after="160"/>
+        <w:jc w:val="center"/>
+      </w:pPr>
+      <m:oMathPara>
+        <m:oMath>
+          <m:sSubSup>
+            <m:e>
+              <m:r>
+                <m:t xml:space="preserve">D</m:t>
+              </m:r>
+            </m:e>
+            <m:sub>
+              <m:r>
+                <m:t xml:space="preserve">μν</m:t>
+              </m:r>
+            </m:sub>
+            <m:sup>
+              <m:r>
+                <m:t xml:space="preserve">C</m:t>
+              </m:r>
+            </m:sup>
+          </m:sSubSup>
+          <m:r>
+            <m:t xml:space="preserve">−</m:t>
+          </m:r>
+          <m:sSubSup>
+            <m:e>
+              <m:r>
+                <m:t xml:space="preserve">D</m:t>
+              </m:r>
+            </m:e>
+            <m:sub>
+              <m:r>
+                <m:t xml:space="preserve">μν</m:t>
+              </m:r>
+            </m:sub>
+            <m:sup>
+              <m:r>
+                <m:t xml:space="preserve">F</m:t>
+              </m:r>
+            </m:sup>
+          </m:sSubSup>
+          <m:r>
+            <m:t xml:space="preserve">=</m:t>
+          </m:r>
+          <m:f>
+            <m:num>
+              <m:r>
+                <m:t xml:space="preserve">i</m:t>
+              </m:r>
+            </m:num>
+            <m:den>
+              <m:r>
+                <m:t xml:space="preserve">|</m:t>
+              </m:r>
+              <m:r>
+                <m:t xml:space="preserve">k</m:t>
+              </m:r>
+              <m:r>
+                <m:t xml:space="preserve">|</m:t>
+              </m:r>
+              <m:sSup>
+                <m:e/>
+                <m:sup>
+                  <m:r>
+                    <m:t xml:space="preserve">2</m:t>
+                  </m:r>
+                </m:sup>
+              </m:sSup>
+              <m:sSup>
+                <m:e>
+                  <m:r>
+                    <m:t xml:space="preserve">k</m:t>
+                  </m:r>
+                </m:e>
+                <m:sup>
+                  <m:r>
+                    <m:t xml:space="preserve">2</m:t>
+                  </m:r>
+                </m:sup>
+              </m:sSup>
+            </m:den>
+          </m:f>
+          <m:r>
+            <m:t xml:space="preserve">[</m:t>
+          </m:r>
+          <m:sSub>
+            <m:e>
+              <m:r>
+                <m:t xml:space="preserve">k</m:t>
+              </m:r>
+            </m:e>
+            <m:sub>
+              <m:r>
+                <m:t xml:space="preserve">0</m:t>
+              </m:r>
+            </m:sub>
+          </m:sSub>
+          <m:r>
+            <m:t xml:space="preserve">[</m:t>
+          </m:r>
+          <m:sSub>
+            <m:e>
+              <m:r>
+                <m:t xml:space="preserve">k</m:t>
+              </m:r>
+            </m:e>
+            <m:sub>
+              <m:r>
+                <m:t xml:space="preserve">μ</m:t>
+              </m:r>
+            </m:sub>
+          </m:sSub>
+          <m:sSub>
+            <m:e>
+              <m:r>
+                <m:t xml:space="preserve">n</m:t>
+              </m:r>
+            </m:e>
+            <m:sub>
+              <m:r>
+                <m:t xml:space="preserve">ν</m:t>
+              </m:r>
+            </m:sub>
+          </m:sSub>
+          <m:r>
+            <m:t xml:space="preserve">+</m:t>
+          </m:r>
+          <m:sSub>
+            <m:e>
+              <m:r>
+                <m:t xml:space="preserve">n</m:t>
+              </m:r>
+            </m:e>
+            <m:sub>
+              <m:r>
+                <m:t xml:space="preserve">μ</m:t>
+              </m:r>
+            </m:sub>
+          </m:sSub>
+          <m:sSub>
+            <m:e>
+              <m:r>
+                <m:t xml:space="preserve">k</m:t>
+              </m:r>
+            </m:e>
+            <m:sub>
+              <m:r>
+                <m:t xml:space="preserve">ν</m:t>
+              </m:r>
+            </m:sub>
+          </m:sSub>
+          <m:r>
+            <m:t xml:space="preserve">]</m:t>
+          </m:r>
+          <m:r>
+            <m:t xml:space="preserve">−</m:t>
+          </m:r>
+          <m:sSub>
+            <m:e>
+              <m:r>
+                <m:t xml:space="preserve">k</m:t>
+              </m:r>
+            </m:e>
+            <m:sub>
+              <m:r>
+                <m:t xml:space="preserve">μ</m:t>
+              </m:r>
+            </m:sub>
+          </m:sSub>
+          <m:sSub>
+            <m:e>
+              <m:r>
+                <m:t xml:space="preserve">k</m:t>
+              </m:r>
+            </m:e>
+            <m:sub>
+              <m:r>
+                <m:t xml:space="preserve">ν</m:t>
+              </m:r>
+            </m:sub>
+          </m:sSub>
+          <m:r>
+            <m:t xml:space="preserve">]</m:t>
+          </m:r>
+        </m:oMath>
+      </m:oMathPara>
+    </w:p>
+    <w:p>
+      <w:r>
+        <w:t>Every term contains k_μ or k_ν. By the argument of Section 2.2, every such term drops out of a physical amplitude. Coulomb gauge and every covariant gauge therefore give the same S-matrix, even though one of them uses two polarizations and the others four.</w:t>
+      </w:r>
+    </w:p>
+    <w:p>
+      <w:r>
+        <w:rPr>
+          <w:b/>
+          <w:i/>
+        </w:rPr>
+        <w:t>Worked example 3</w:t>
+      </w:r>
+    </w:p>
+    <w:p>
+      <w:r>
+        <w:t>Check the 00 component of Section 3.2. D₀₀^F = −ig₀₀/k² = −i/k². So D₀₀^C − D₀₀^F = i/|k|² + i/k² = i(k² + |k|²)/(|k|²k²) = ik₀²/(|k|²k²), since k² = k₀² − |k|². The right side of Section 3.2 at μ = ν = 0 is (i/(|k|²k²))[k₀(2k₀) − k₀²] = ik₀²/(|k|²k²). The two agree.</w:t>
       </w:r>
     </w:p>
     <w:p>
@@ -309,7 +1002,313 @@
         <w:pStyle w:val="Heading2"/>
       </w:pPr>
       <w:r>
-        <w:t>Connections to QED</w:t>
+        <w:t>4 Gauge-invariant subsets</w:t>
+      </w:r>
+    </w:p>
+    <w:p>
+      <w:pPr>
+        <w:pStyle w:val="Heading3"/>
+      </w:pPr>
+      <w:r>
+        <w:t>4.1 Which diagrams belong together</w:t>
+      </w:r>
+    </w:p>
+    <w:p>
+      <w:r>
+        <w:t>Section 2.2 needs the sum over all attachments of a given photon to a given charged line. In practice the diagrams of a process fall into groups, each of which is separately gauge invariant. In Compton scattering, the direct and crossed diagrams form one group (Lesson 71, Section 3). At one loop in electron-muon scattering, the box and crossed-box diagrams form one group. The electron's vertex correction, together with the self-energy corrections on its two external legs, forms another. The vacuum-polarization insertion in the exchanged photon is a third group by itself, because its ends are already contracted with conserved currents.</w:t>
+      </w:r>
+    </w:p>
+    <w:p>
+      <w:pPr>
+        <w:pStyle w:val="Heading3"/>
+      </w:pPr>
+      <w:r>
+        <w:t>4.2 Why the grouping matters</w:t>
+      </w:r>
+    </w:p>
+    <w:p>
+      <w:r>
+        <w:t>A group can be computed and checked by itself, and an error inside one group cannot be hidden by another. The grouping also explains Lesson 68's freedom to treat vacuum polarization alone: it is a gauge-invariant subset, and its effect, the running of α, is physical by itself.</w:t>
+      </w:r>
+    </w:p>
+    <w:p>
+      <w:pPr>
+        <w:pStyle w:val="Heading2"/>
+      </w:pPr>
+      <w:r>
+        <w:t>5 What depends on the gauge, and what does not</w:t>
+      </w:r>
+    </w:p>
+    <w:p>
+      <w:pPr>
+        <w:pStyle w:val="Heading3"/>
+      </w:pPr>
+      <w:r>
+        <w:t>5.1 The electron self-energy</w:t>
+      </w:r>
+    </w:p>
+    <w:p>
+      <w:r>
+        <w:t>At one loop in a general covariant gauge, the electron's field-renormalization constant has the ultraviolet behaviour</w:t>
+      </w:r>
+    </w:p>
+    <w:p>
+      <w:pPr>
+        <w:spacing w:before="100" w:after="160"/>
+        <w:jc w:val="center"/>
+      </w:pPr>
+      <m:oMathPara>
+        <m:oMath>
+          <m:sSub>
+            <m:e>
+              <m:r>
+                <m:t xml:space="preserve">Z</m:t>
+              </m:r>
+            </m:e>
+            <m:sub>
+              <m:r>
+                <m:t xml:space="preserve">2</m:t>
+              </m:r>
+            </m:sub>
+          </m:sSub>
+          <m:r>
+            <m:t xml:space="preserve">=</m:t>
+          </m:r>
+          <m:r>
+            <m:t xml:space="preserve">1</m:t>
+          </m:r>
+          <m:r>
+            <m:t xml:space="preserve">−</m:t>
+          </m:r>
+          <m:f>
+            <m:num>
+              <m:r>
+                <m:t xml:space="preserve">αξ</m:t>
+              </m:r>
+            </m:num>
+            <m:den>
+              <m:r>
+                <m:t xml:space="preserve">4π</m:t>
+              </m:r>
+            </m:den>
+          </m:f>
+          <m:r>
+            <m:t xml:space="preserve">ln</m:t>
+          </m:r>
+          <m:r>
+            <m:t xml:space="preserve">[</m:t>
+          </m:r>
+          <m:f>
+            <m:num>
+              <m:sSup>
+                <m:e>
+                  <m:r>
+                    <m:t xml:space="preserve">Λ</m:t>
+                  </m:r>
+                </m:e>
+                <m:sup>
+                  <m:r>
+                    <m:t xml:space="preserve">2</m:t>
+                  </m:r>
+                </m:sup>
+              </m:sSup>
+            </m:num>
+            <m:den>
+              <m:sSup>
+                <m:e>
+                  <m:r>
+                    <m:t xml:space="preserve">m</m:t>
+                  </m:r>
+                </m:e>
+                <m:sup>
+                  <m:r>
+                    <m:t xml:space="preserve">2</m:t>
+                  </m:r>
+                </m:sup>
+              </m:sSup>
+            </m:den>
+          </m:f>
+          <m:r>
+            <m:t xml:space="preserve">]</m:t>
+          </m:r>
+          <m:r>
+            <m:t xml:space="preserve">+</m:t>
+          </m:r>
+          <m:r>
+            <m:t xml:space="preserve">finite</m:t>
+          </m:r>
+        </m:oMath>
+      </m:oMathPara>
+    </w:p>
+    <w:p>
+      <w:r>
+        <w:t>which is quoted here from the standard calculation. In Feynman gauge, ξ = 1, Z₂ carries a logarithmic divergence. In Landau gauge, ξ = 0, it has none at one loop. A divergence that can be removed by a change of gauge cannot be physical, and Z₂ is not. The mass shift is different. At one loop, δm = (3α/4π)m ln(Λ²/m²) + finite, the same in every gauge, because the pole mass is the location of a singularity in a physical scattering amplitude.</w:t>
+      </w:r>
+    </w:p>
+    <w:p>
+      <w:pPr>
+        <w:pStyle w:val="Heading3"/>
+      </w:pPr>
+      <w:r>
+        <w:t>5.2 The vertex and Z₁</w:t>
+      </w:r>
+    </w:p>
+    <w:p>
+      <w:r>
+        <w:t>By Lesson 71, Z₁ = Z₂, so the vertex constant has the same gauge dependence, and it cancels in e = e₀Z₂√Z₃/Z₁ = √Z₃e₀. The charge renormalization Z₃ involves no internal photon at one loop and is gauge independent.</w:t>
+      </w:r>
+    </w:p>
+    <w:p>
+      <w:r>
+        <w:rPr>
+          <w:b/>
+          <w:i/>
+        </w:rPr>
+        <w:t>Worked example 4</w:t>
+      </w:r>
+    </w:p>
+    <w:p>
+      <w:r>
+        <w:t>Classify each of the following as gauge dependent or gauge independent: the pole mass m, Z₂, Z₃, the running α(Q²), the cross section for Compton scattering, and the electron propagator at p² ≠ m². The pole mass, Z₃, α(Q²), and the cross section are gauge independent, since each is a property of physical amplitudes or of a gauge-invariant subset. Z₂ and the off-shell propagator are gauge dependent. They are intermediate quantities, and their gauge dependence cancels in anything measured.</w:t>
+      </w:r>
+    </w:p>
+    <w:p>
+      <w:pPr>
+        <w:pStyle w:val="Heading2"/>
+      </w:pPr>
+      <w:r>
+        <w:t>6 A gauge-invariant phase you can measure</w:t>
+      </w:r>
+    </w:p>
+    <w:p>
+      <w:pPr>
+        <w:pStyle w:val="Heading3"/>
+      </w:pPr>
+      <w:r>
+        <w:t>6.1 The Aharonov–Bohm effect</w:t>
+      </w:r>
+    </w:p>
+    <w:p>
+      <w:r>
+        <w:t>The local field A_μ(x) is not observable, but some nonlocal combinations of it are. A charged particle moving along a path C acquires the phase e∫_C A_μdx^μ. Under A_μ → A_μ + ∂_μχ, this changes by e[χ(end) − χ(start)], so it is not invariant for an open path. For a closed path the change vanishes, and the phase is</w:t>
+      </w:r>
+    </w:p>
+    <w:p>
+      <w:pPr>
+        <w:spacing w:before="100" w:after="160"/>
+        <w:jc w:val="center"/>
+      </w:pPr>
+      <m:oMathPara>
+        <m:oMath>
+          <m:r>
+            <m:t xml:space="preserve">e</m:t>
+          </m:r>
+          <m:sSub>
+            <m:e>
+              <m:r>
+                <m:t xml:space="preserve">∮</m:t>
+              </m:r>
+            </m:e>
+            <m:sub>
+              <m:r>
+                <m:t xml:space="preserve">C</m:t>
+              </m:r>
+            </m:sub>
+          </m:sSub>
+          <m:r>
+            <m:t xml:space="preserve">A</m:t>
+          </m:r>
+          <m:r>
+            <m:t xml:space="preserve">·</m:t>
+          </m:r>
+          <m:r>
+            <m:t xml:space="preserve">dl</m:t>
+          </m:r>
+          <m:r>
+            <m:t xml:space="preserve">=</m:t>
+          </m:r>
+          <m:r>
+            <m:t xml:space="preserve">e</m:t>
+          </m:r>
+          <m:sSub>
+            <m:e>
+              <m:r>
+                <m:t xml:space="preserve">Φ</m:t>
+              </m:r>
+            </m:e>
+            <m:sub>
+              <m:r>
+                <m:t xml:space="preserve">B</m:t>
+              </m:r>
+            </m:sub>
+          </m:sSub>
+        </m:oMath>
+      </m:oMathPara>
+    </w:p>
+    <w:p>
+      <w:r>
+        <w:t>with Φ_B the magnetic flux enclosed by C, by Stokes's theorem.</w:t>
+      </w:r>
+    </w:p>
+    <w:p>
+      <w:pPr>
+        <w:pStyle w:val="Heading3"/>
+      </w:pPr>
+      <w:r>
+        <w:t>6.2 The experiment</w:t>
+      </w:r>
+    </w:p>
+    <w:p>
+      <w:r>
+        <w:t>Aharonov and Bohm predicted in 1959 that electrons passing on either side of a region of magnetic flux would show an interference shift of eΦ_B even if the magnetic field were zero everywhere along their paths. Tonomura and collaborators confirmed it in 1986, using electron holography with a toroidal magnet shielded by a superconductor, so that the electrons never entered any field. The shift is periodic in Φ_B with period 2π/e, which is h/e in ordinary units. The object exp(ie∮_C A_μdx^μ) is called a Wilson loop W(C). It is gauge invariant, and it is the prototype of an observable built from the gauge field itself.</w:t>
+      </w:r>
+    </w:p>
+    <w:p>
+      <w:r>
+        <w:rPr>
+          <w:b/>
+          <w:i/>
+        </w:rPr>
+        <w:t>Worked example 5</w:t>
+      </w:r>
+    </w:p>
+    <w:p>
+      <w:r>
+        <w:t>Show that the phase difference between two paths from P to Q depends only on the enclosed flux. The difference of the open-path phases is e∫_C₁ A·dl − e∫_C₂ A·dl = e∮ A·dl around the closed loop C₁ followed by C₂ reversed, which is eΦ_B. Under a gauge transformation each open phase changes by e[χ(Q) − χ(P)], and the difference does not change. Only the flux between the paths is observed.</w:t>
+      </w:r>
+    </w:p>
+    <w:p>
+      <w:pPr>
+        <w:pStyle w:val="Heading2"/>
+      </w:pPr>
+      <w:r>
+        <w:t>7 What gauge invariance forbids and permits</w:t>
+      </w:r>
+    </w:p>
+    <w:p>
+      <w:r>
+        <w:t>Gauge invariance forbids a photon mass term ½M²A_μA^μ, which changes under A_μ → A_μ + ∂_μχ, and Lesson 71 showed that loops cannot generate one. It forces the photon to couple through D_μ = ∂_μ + ieA_μ, so the same e appears in every charged particle's interactions with the photon. It permits other invariant terms, such as the Pauli term ψ̄σ^μνψF_μν. That term has mass dimension 5, so its coefficient must have dimension of inverse mass, and including it would spoil renormalizability. QED does not include it in the Lagrangian. Instead, the loops generate a finite term of exactly this form, with a calculable coefficient, and Lesson 75 computes it as the anomalous magnetic moment.</w:t>
+      </w:r>
+    </w:p>
+    <w:p>
+      <w:pPr>
+        <w:pStyle w:val="Heading2"/>
+      </w:pPr>
+      <w:r>
+        <w:t>8 What this lesson has not done</w:t>
+      </w:r>
+    </w:p>
+    <w:p>
+      <w:r>
+        <w:t>This lesson gave the ξ-independence argument in outline, relying on Lesson 71's telescoping, rather than as a formal all-orders proof. It quoted, not derived, the one-loop Z₂ and δm. It did not use the path-integral or BRST formulations, which give the cleanest general proofs, although Lessons 79 to 83 introduce the path integral. It also did not treat the subtleties of charged states, which carry their own Coulomb field and are not created by ψ̄ alone.</w:t>
+      </w:r>
+    </w:p>
+    <w:p>
+      <w:pPr>
+        <w:pStyle w:val="Heading2"/>
+      </w:pPr>
+      <w:r>
+        <w:t>9 Connections to QED</w:t>
       </w:r>
     </w:p>
     <w:tbl>
@@ -322,15 +1321,13 @@
         <w:tblLook w:firstColumn="1" w:firstRow="1" w:lastColumn="0" w:lastRow="0" w:noHBand="0" w:noVBand="1" w:val="04A0"/>
       </w:tblPr>
       <w:tblGrid>
-        <w:gridCol w:w="2448"/>
-        <w:gridCol w:w="2448"/>
-        <w:gridCol w:w="2448"/>
-        <w:gridCol w:w="2448"/>
+        <w:gridCol w:w="3264"/>
+        <w:gridCol w:w="6528"/>
       </w:tblGrid>
       <w:tr>
         <w:tc>
           <w:tcPr>
-            <w:tcW w:type="dxa" w:w="2448"/>
+            <w:tcW w:type="dxa" w:w="3264"/>
             <w:shd w:fill="1F4E78"/>
             <w:vAlign w:val="center"/>
             <w:tcMar>
@@ -352,7 +1349,7 @@
         </w:tc>
         <w:tc>
           <w:tcPr>
-            <w:tcW w:type="dxa" w:w="2448"/>
+            <w:tcW w:type="dxa" w:w="6528"/>
             <w:shd w:fill="1F4E78"/>
             <w:vAlign w:val="center"/>
             <w:tcMar>
@@ -368,14 +1365,15 @@
                 <w:b/>
                 <w:color w:val="FFFFFF"/>
               </w:rPr>
-              <w:t>Where it is used</w:t>
+              <w:t>Where it is used next</w:t>
             </w:r>
           </w:p>
         </w:tc>
+      </w:tr>
+      <w:tr>
         <w:tc>
           <w:tcPr>
-            <w:tcW w:type="dxa" w:w="2448"/>
-            <w:shd w:fill="1F4E78"/>
+            <w:tcW w:type="dxa" w:w="3264"/>
             <w:vAlign w:val="center"/>
             <w:tcMar>
               <w:top w:w="100" w:type="dxa"/>
@@ -386,17 +1384,13 @@
           </w:tcPr>
           <w:p>
             <w:r>
-              <w:rPr>
-                <w:b/>
-                <w:color w:val="FFFFFF"/>
-              </w:rPr>
+              <w:t>ℒ invariant; ℒ + ℒ_gf not; observables gauge independent</w:t>
             </w:r>
           </w:p>
         </w:tc>
         <w:tc>
           <w:tcPr>
-            <w:tcW w:type="dxa" w:w="2448"/>
-            <w:shd w:fill="1F4E78"/>
+            <w:tcW w:type="dxa" w:w="6528"/>
             <w:vAlign w:val="center"/>
             <w:tcMar>
               <w:top w:w="100" w:type="dxa"/>
@@ -407,10 +1401,7 @@
           </w:tcPr>
           <w:p>
             <w:r>
-              <w:rPr>
-                <w:b/>
-                <w:color w:val="FFFFFF"/>
-              </w:rPr>
+              <w:t>The logic behind every gauge choice in Parts VIII to X</w:t>
             </w:r>
           </w:p>
         </w:tc>
@@ -418,77 +1409,7 @@
       <w:tr>
         <w:tc>
           <w:tcPr>
-            <w:tcW w:type="dxa" w:w="2448"/>
-            <w:vAlign w:val="center"/>
-            <w:tcMar>
-              <w:top w:w="100" w:type="dxa"/>
-              <w:start w:w="100" w:type="dxa"/>
-              <w:bottom w:w="100" w:type="dxa"/>
-              <w:end w:w="100" w:type="dxa"/>
-            </w:tcMar>
-          </w:tcPr>
-          <w:p>
-            <w:r>
-              <w:t>ξ-independence of</w:t>
-            </w:r>
-          </w:p>
-        </w:tc>
-        <w:tc>
-          <w:tcPr>
-            <w:tcW w:type="dxa" w:w="2448"/>
-            <w:vAlign w:val="center"/>
-            <w:tcMar>
-              <w:top w:w="100" w:type="dxa"/>
-              <w:start w:w="100" w:type="dxa"/>
-              <w:bottom w:w="100" w:type="dxa"/>
-              <w:end w:w="100" w:type="dxa"/>
-            </w:tcMar>
-          </w:tcPr>
-          <w:p>
-            <w:r>
-              <w:t>ℳ</w:t>
-            </w:r>
-          </w:p>
-        </w:tc>
-        <w:tc>
-          <w:tcPr>
-            <w:tcW w:type="dxa" w:w="2448"/>
-            <w:vAlign w:val="center"/>
-            <w:tcMar>
-              <w:top w:w="100" w:type="dxa"/>
-              <w:start w:w="100" w:type="dxa"/>
-              <w:bottom w:w="100" w:type="dxa"/>
-              <w:end w:w="100" w:type="dxa"/>
-            </w:tcMar>
-          </w:tcPr>
-          <w:p>
-            <w:r>
-              <w:t>²</w:t>
-            </w:r>
-          </w:p>
-        </w:tc>
-        <w:tc>
-          <w:tcPr>
-            <w:tcW w:type="dxa" w:w="2448"/>
-            <w:vAlign w:val="center"/>
-            <w:tcMar>
-              <w:top w:w="100" w:type="dxa"/>
-              <w:start w:w="100" w:type="dxa"/>
-              <w:bottom w:w="100" w:type="dxa"/>
-              <w:end w:w="100" w:type="dxa"/>
-            </w:tcMar>
-          </w:tcPr>
-          <w:p>
-            <w:r>
-              <w:t>The practical meaning of Lesson 71</w:t>
-            </w:r>
-          </w:p>
-        </w:tc>
-      </w:tr>
-      <w:tr>
-        <w:tc>
-          <w:tcPr>
-            <w:tcW w:type="dxa" w:w="2448"/>
+            <w:tcW w:type="dxa" w:w="3264"/>
             <w:vAlign w:val="center"/>
             <w:shd w:fill="EAF2F8"/>
             <w:tcMar>
@@ -500,13 +1421,13 @@
           </w:tcPr>
           <w:p>
             <w:r>
-              <w:t>Need for complete diagram sets</w:t>
+              <w:t>∂D_μν/∂ξ = −ik_μk_ν/k⁴, so ∂ℳ/∂ξ = 0</w:t>
             </w:r>
           </w:p>
         </w:tc>
         <w:tc>
           <w:tcPr>
-            <w:tcW w:type="dxa" w:w="2448"/>
+            <w:tcW w:type="dxa" w:w="6528"/>
             <w:vAlign w:val="center"/>
             <w:shd w:fill="EAF2F8"/>
             <w:tcMar>
@@ -518,13 +1439,51 @@
           </w:tcPr>
           <w:p>
             <w:r>
-              <w:t>Compton, Møller, vertex vs self-energy</w:t>
+              <w:t>Checking a calculation by verifying that ξ drops out</w:t>
+            </w:r>
+          </w:p>
+        </w:tc>
+      </w:tr>
+      <w:tr>
+        <w:tc>
+          <w:tcPr>
+            <w:tcW w:type="dxa" w:w="3264"/>
+            <w:vAlign w:val="center"/>
+            <w:tcMar>
+              <w:top w:w="100" w:type="dxa"/>
+              <w:start w:w="100" w:type="dxa"/>
+              <w:bottom w:w="100" w:type="dxa"/>
+              <w:end w:w="100" w:type="dxa"/>
+            </w:tcMar>
+          </w:tcPr>
+          <w:p>
+            <w:r>
+              <w:t>D^C − D^F ∝ k_μ or k_ν</w:t>
             </w:r>
           </w:p>
         </w:tc>
         <w:tc>
           <w:tcPr>
-            <w:tcW w:type="dxa" w:w="2448"/>
+            <w:tcW w:type="dxa" w:w="6528"/>
+            <w:vAlign w:val="center"/>
+            <w:tcMar>
+              <w:top w:w="100" w:type="dxa"/>
+              <w:start w:w="100" w:type="dxa"/>
+              <w:bottom w:w="100" w:type="dxa"/>
+              <w:end w:w="100" w:type="dxa"/>
+            </w:tcMar>
+          </w:tcPr>
+          <w:p>
+            <w:r>
+              <w:t>Lesson 37's Coulomb gauge agrees with Lesson 47's Feynman gauge</w:t>
+            </w:r>
+          </w:p>
+        </w:tc>
+      </w:tr>
+      <w:tr>
+        <w:tc>
+          <w:tcPr>
+            <w:tcW w:type="dxa" w:w="3264"/>
             <w:vAlign w:val="center"/>
             <w:shd w:fill="EAF2F8"/>
             <w:tcMar>
@@ -534,11 +1493,15 @@
               <w:end w:w="100" w:type="dxa"/>
             </w:tcMar>
           </w:tcPr>
-          <w:p/>
+          <w:p>
+            <w:r>
+              <w:t>Gauge-invariant subsets</w:t>
+            </w:r>
+          </w:p>
         </w:tc>
         <w:tc>
           <w:tcPr>
-            <w:tcW w:type="dxa" w:w="2448"/>
+            <w:tcW w:type="dxa" w:w="6528"/>
             <w:vAlign w:val="center"/>
             <w:shd w:fill="EAF2F8"/>
             <w:tcMar>
@@ -548,7 +1511,121 @@
               <w:end w:w="100" w:type="dxa"/>
             </w:tcMar>
           </w:tcPr>
-          <w:p/>
+          <w:p>
+            <w:r>
+              <w:t>Organizing the one-loop calculations of Lessons 73 to 77</w:t>
+            </w:r>
+          </w:p>
+        </w:tc>
+      </w:tr>
+      <w:tr>
+        <w:tc>
+          <w:tcPr>
+            <w:tcW w:type="dxa" w:w="3264"/>
+            <w:vAlign w:val="center"/>
+            <w:tcMar>
+              <w:top w:w="100" w:type="dxa"/>
+              <w:start w:w="100" w:type="dxa"/>
+              <w:bottom w:w="100" w:type="dxa"/>
+              <w:end w:w="100" w:type="dxa"/>
+            </w:tcMar>
+          </w:tcPr>
+          <w:p>
+            <w:r>
+              <w:t>Z₂ gauge dependent; δm, Z₃, σ gauge independent</w:t>
+            </w:r>
+          </w:p>
+        </w:tc>
+        <w:tc>
+          <w:tcPr>
+            <w:tcW w:type="dxa" w:w="6528"/>
+            <w:vAlign w:val="center"/>
+            <w:tcMar>
+              <w:top w:w="100" w:type="dxa"/>
+              <w:start w:w="100" w:type="dxa"/>
+              <w:bottom w:w="100" w:type="dxa"/>
+              <w:end w:w="100" w:type="dxa"/>
+            </w:tcMar>
+          </w:tcPr>
+          <w:p>
+            <w:r>
+              <w:t>Renormalization of Lessons 67 and 68 re-examined</w:t>
+            </w:r>
+          </w:p>
+        </w:tc>
+      </w:tr>
+      <w:tr>
+        <w:tc>
+          <w:tcPr>
+            <w:tcW w:type="dxa" w:w="3264"/>
+            <w:vAlign w:val="center"/>
+            <w:shd w:fill="EAF2F8"/>
+            <w:tcMar>
+              <w:top w:w="100" w:type="dxa"/>
+              <w:start w:w="100" w:type="dxa"/>
+              <w:bottom w:w="100" w:type="dxa"/>
+              <w:end w:w="100" w:type="dxa"/>
+            </w:tcMar>
+          </w:tcPr>
+          <w:p>
+            <w:r>
+              <w:t>Aharonov–Bohm phase eΦ_B, Wilson loop</w:t>
+            </w:r>
+          </w:p>
+        </w:tc>
+        <w:tc>
+          <w:tcPr>
+            <w:tcW w:type="dxa" w:w="6528"/>
+            <w:vAlign w:val="center"/>
+            <w:shd w:fill="EAF2F8"/>
+            <w:tcMar>
+              <w:top w:w="100" w:type="dxa"/>
+              <w:start w:w="100" w:type="dxa"/>
+              <w:bottom w:w="100" w:type="dxa"/>
+              <w:end w:w="100" w:type="dxa"/>
+            </w:tcMar>
+          </w:tcPr>
+          <w:p>
+            <w:r>
+              <w:t>A_μ enters observables only in gauge-invariant combinations</w:t>
+            </w:r>
+          </w:p>
+        </w:tc>
+      </w:tr>
+      <w:tr>
+        <w:tc>
+          <w:tcPr>
+            <w:tcW w:type="dxa" w:w="3264"/>
+            <w:vAlign w:val="center"/>
+            <w:tcMar>
+              <w:top w:w="100" w:type="dxa"/>
+              <w:start w:w="100" w:type="dxa"/>
+              <w:bottom w:w="100" w:type="dxa"/>
+              <w:end w:w="100" w:type="dxa"/>
+            </w:tcMar>
+          </w:tcPr>
+          <w:p>
+            <w:r>
+              <w:t>Pauli term allowed by gauge invariance, generated by loops</w:t>
+            </w:r>
+          </w:p>
+        </w:tc>
+        <w:tc>
+          <w:tcPr>
+            <w:tcW w:type="dxa" w:w="6528"/>
+            <w:vAlign w:val="center"/>
+            <w:tcMar>
+              <w:top w:w="100" w:type="dxa"/>
+              <w:start w:w="100" w:type="dxa"/>
+              <w:bottom w:w="100" w:type="dxa"/>
+              <w:end w:w="100" w:type="dxa"/>
+            </w:tcMar>
+          </w:tcPr>
+          <w:p>
+            <w:r>
+              <w:t>The anomalous magnetic moment, Lesson 75</w:t>
+            </w:r>
+          </w:p>
         </w:tc>
       </w:tr>
     </w:tbl>
@@ -557,7 +1634,7 @@
         <w:pStyle w:val="Heading2"/>
       </w:pPr>
       <w:r>
-        <w:t>Summary</w:t>
+        <w:t>10 Summary</w:t>
       </w:r>
     </w:p>
     <w:p>
@@ -569,7 +1646,7 @@
         </w:numPr>
       </w:pPr>
       <w:r>
-        <w:t>ℒ is gauge invariant; ℒ+ℒ_gf is not; observables still are.</w:t>
+        <w:t>The QED Lagrangian is gauge invariant. The gauge-fixed Lagrangian is not. Green's functions generally depend on the gauge, and physical amplitudes do not.</w:t>
       </w:r>
     </w:p>
     <w:p>
@@ -581,7 +1658,7 @@
         </w:numPr>
       </w:pPr>
       <w:r>
-        <w:t>|ℳ|² agrees in Coulomb, Feynman, and Landau gauges.</w:t>
+        <w:t>Gauge transformations relate descriptions, not distinct physical states.</w:t>
       </w:r>
     </w:p>
     <w:p>
@@ -593,7 +1670,7 @@
         </w:numPr>
       </w:pPr>
       <w:r>
-        <w:t>Leftover ξ means a diagram is missing.</w:t>
+        <w:t>∂D_μν/∂ξ = −ik_μk_ν/k⁴. Through the Ward identity, the sum over all attachments gives ∂ℳ/∂ξ = 0.</w:t>
       </w:r>
     </w:p>
     <w:p>
@@ -605,7 +1682,43 @@
         </w:numPr>
       </w:pPr>
       <w:r>
-        <w:t>Z1=Z2 is the renormalization version of the same identity.</w:t>
+        <w:t>The Coulomb-gauge propagator differs from the Feynman one only by terms carrying k_μ or k_ν, so all gauges give the same cross sections.</w:t>
+      </w:r>
+    </w:p>
+    <w:p>
+      <w:pPr>
+        <w:pStyle w:val="ListNumber"/>
+        <w:numPr>
+          <w:ilvl w:val="0"/>
+          <w:numId w:val="10"/>
+        </w:numPr>
+      </w:pPr>
+      <w:r>
+        <w:t>Diagrams fall into gauge-invariant subsets. A leftover ξ means a missing diagram or an off-shell leg.</w:t>
+      </w:r>
+    </w:p>
+    <w:p>
+      <w:pPr>
+        <w:pStyle w:val="ListNumber"/>
+        <w:numPr>
+          <w:ilvl w:val="0"/>
+          <w:numId w:val="10"/>
+        </w:numPr>
+      </w:pPr>
+      <w:r>
+        <w:t>Z₂ is gauge dependent and can even be finite in Landau gauge at one loop, while δm, Z₃, and α(Q²) are not.</w:t>
+      </w:r>
+    </w:p>
+    <w:p>
+      <w:pPr>
+        <w:pStyle w:val="ListNumber"/>
+        <w:numPr>
+          <w:ilvl w:val="0"/>
+          <w:numId w:val="10"/>
+        </w:numPr>
+      </w:pPr>
+      <w:r>
+        <w:t>The Aharonov–Bohm phase eΦ_B is a gauge-invariant observable built from A_μ, confirmed experimentally in 1986.</w:t>
       </w:r>
     </w:p>
     <w:p>
@@ -626,15 +1739,13 @@
         <w:tblLook w:firstColumn="1" w:firstRow="1" w:lastColumn="0" w:lastRow="0" w:noHBand="0" w:noVBand="1" w:val="04A0"/>
       </w:tblPr>
       <w:tblGrid>
-        <w:gridCol w:w="2448"/>
-        <w:gridCol w:w="2448"/>
-        <w:gridCol w:w="2448"/>
-        <w:gridCol w:w="2448"/>
+        <w:gridCol w:w="720"/>
+        <w:gridCol w:w="9072"/>
       </w:tblGrid>
       <w:tr>
         <w:tc>
           <w:tcPr>
-            <w:tcW w:type="dxa" w:w="2448"/>
+            <w:tcW w:type="dxa" w:w="720"/>
             <w:shd w:fill="1F4E78"/>
             <w:vAlign w:val="center"/>
             <w:tcMar>
@@ -656,7 +1767,7 @@
         </w:tc>
         <w:tc>
           <w:tcPr>
-            <w:tcW w:type="dxa" w:w="2448"/>
+            <w:tcW w:type="dxa" w:w="9072"/>
             <w:shd w:fill="1F4E78"/>
             <w:vAlign w:val="center"/>
             <w:tcMar>
@@ -676,53 +1787,11 @@
             </w:r>
           </w:p>
         </w:tc>
-        <w:tc>
-          <w:tcPr>
-            <w:tcW w:type="dxa" w:w="2448"/>
-            <w:shd w:fill="1F4E78"/>
-            <w:vAlign w:val="center"/>
-            <w:tcMar>
-              <w:top w:w="100" w:type="dxa"/>
-              <w:start w:w="100" w:type="dxa"/>
-              <w:bottom w:w="100" w:type="dxa"/>
-              <w:end w:w="100" w:type="dxa"/>
-            </w:tcMar>
-          </w:tcPr>
-          <w:p>
-            <w:r>
-              <w:rPr>
-                <w:b/>
-                <w:color w:val="FFFFFF"/>
-              </w:rPr>
-            </w:r>
-          </w:p>
-        </w:tc>
-        <w:tc>
-          <w:tcPr>
-            <w:tcW w:type="dxa" w:w="2448"/>
-            <w:shd w:fill="1F4E78"/>
-            <w:vAlign w:val="center"/>
-            <w:tcMar>
-              <w:top w:w="100" w:type="dxa"/>
-              <w:start w:w="100" w:type="dxa"/>
-              <w:bottom w:w="100" w:type="dxa"/>
-              <w:end w:w="100" w:type="dxa"/>
-            </w:tcMar>
-          </w:tcPr>
-          <w:p>
-            <w:r>
-              <w:rPr>
-                <w:b/>
-                <w:color w:val="FFFFFF"/>
-              </w:rPr>
-            </w:r>
-          </w:p>
-        </w:tc>
       </w:tr>
       <w:tr>
         <w:tc>
           <w:tcPr>
-            <w:tcW w:type="dxa" w:w="2448"/>
+            <w:tcW w:type="dxa" w:w="720"/>
             <w:vAlign w:val="center"/>
             <w:tcMar>
               <w:top w:w="100" w:type="dxa"/>
@@ -739,7 +1808,7 @@
         </w:tc>
         <w:tc>
           <w:tcPr>
-            <w:tcW w:type="dxa" w:w="2448"/>
+            <w:tcW w:type="dxa" w:w="9072"/>
             <w:vAlign w:val="center"/>
             <w:tcMar>
               <w:top w:w="100" w:type="dxa"/>
@@ -750,41 +1819,15 @@
           </w:tcPr>
           <w:p>
             <w:r>
-              <w:t>Is D_μν(k;ξ) gauge invariant?</w:t>
+              <w:t>Show that ℒ = ψ̄(iD̸ − m)ψ − ¼F² is invariant under ψ → e^(−ieχ)ψ, A_μ → A_μ + ∂_μχ.</w:t>
             </w:r>
           </w:p>
-        </w:tc>
-        <w:tc>
-          <w:tcPr>
-            <w:tcW w:type="dxa" w:w="2448"/>
-            <w:vAlign w:val="center"/>
-            <w:tcMar>
-              <w:top w:w="100" w:type="dxa"/>
-              <w:start w:w="100" w:type="dxa"/>
-              <w:bottom w:w="100" w:type="dxa"/>
-              <w:end w:w="100" w:type="dxa"/>
-            </w:tcMar>
-          </w:tcPr>
-          <w:p/>
-        </w:tc>
-        <w:tc>
-          <w:tcPr>
-            <w:tcW w:type="dxa" w:w="2448"/>
-            <w:vAlign w:val="center"/>
-            <w:tcMar>
-              <w:top w:w="100" w:type="dxa"/>
-              <w:start w:w="100" w:type="dxa"/>
-              <w:bottom w:w="100" w:type="dxa"/>
-              <w:end w:w="100" w:type="dxa"/>
-            </w:tcMar>
-          </w:tcPr>
-          <w:p/>
         </w:tc>
       </w:tr>
       <w:tr>
         <w:tc>
           <w:tcPr>
-            <w:tcW w:type="dxa" w:w="2448"/>
+            <w:tcW w:type="dxa" w:w="720"/>
             <w:vAlign w:val="center"/>
             <w:shd w:fill="EAF2F8"/>
             <w:tcMar>
@@ -802,7 +1845,7 @@
         </w:tc>
         <w:tc>
           <w:tcPr>
-            <w:tcW w:type="dxa" w:w="2448"/>
+            <w:tcW w:type="dxa" w:w="9072"/>
             <w:vAlign w:val="center"/>
             <w:shd w:fill="EAF2F8"/>
             <w:tcMar>
@@ -814,43 +1857,15 @@
           </w:tcPr>
           <w:p>
             <w:r>
-              <w:t>Name three gauges used in this course.</w:t>
+              <w:t>Show that ℒ_gf = −(∂·A)²/(2ξ) changes under the same transformation unless ∂²χ = 0.</w:t>
             </w:r>
           </w:p>
-        </w:tc>
-        <w:tc>
-          <w:tcPr>
-            <w:tcW w:type="dxa" w:w="2448"/>
-            <w:vAlign w:val="center"/>
-            <w:shd w:fill="EAF2F8"/>
-            <w:tcMar>
-              <w:top w:w="100" w:type="dxa"/>
-              <w:start w:w="100" w:type="dxa"/>
-              <w:bottom w:w="100" w:type="dxa"/>
-              <w:end w:w="100" w:type="dxa"/>
-            </w:tcMar>
-          </w:tcPr>
-          <w:p/>
-        </w:tc>
-        <w:tc>
-          <w:tcPr>
-            <w:tcW w:type="dxa" w:w="2448"/>
-            <w:vAlign w:val="center"/>
-            <w:shd w:fill="EAF2F8"/>
-            <w:tcMar>
-              <w:top w:w="100" w:type="dxa"/>
-              <w:start w:w="100" w:type="dxa"/>
-              <w:bottom w:w="100" w:type="dxa"/>
-              <w:end w:w="100" w:type="dxa"/>
-            </w:tcMar>
-          </w:tcPr>
-          <w:p/>
         </w:tc>
       </w:tr>
       <w:tr>
         <w:tc>
           <w:tcPr>
-            <w:tcW w:type="dxa" w:w="2448"/>
+            <w:tcW w:type="dxa" w:w="720"/>
             <w:vAlign w:val="center"/>
             <w:tcMar>
               <w:top w:w="100" w:type="dxa"/>
@@ -867,7 +1882,7 @@
         </w:tc>
         <w:tc>
           <w:tcPr>
-            <w:tcW w:type="dxa" w:w="2448"/>
+            <w:tcW w:type="dxa" w:w="9072"/>
             <w:vAlign w:val="center"/>
             <w:tcMar>
               <w:top w:w="100" w:type="dxa"/>
@@ -878,41 +1893,15 @@
           </w:tcPr>
           <w:p>
             <w:r>
-              <w:t>Why must both Compton diagrams be kept?</w:t>
+              <w:t>Differentiate D_μν(k; ξ) with respect to ξ and confirm Section 2.1.</w:t>
             </w:r>
           </w:p>
-        </w:tc>
-        <w:tc>
-          <w:tcPr>
-            <w:tcW w:type="dxa" w:w="2448"/>
-            <w:vAlign w:val="center"/>
-            <w:tcMar>
-              <w:top w:w="100" w:type="dxa"/>
-              <w:start w:w="100" w:type="dxa"/>
-              <w:bottom w:w="100" w:type="dxa"/>
-              <w:end w:w="100" w:type="dxa"/>
-            </w:tcMar>
-          </w:tcPr>
-          <w:p/>
-        </w:tc>
-        <w:tc>
-          <w:tcPr>
-            <w:tcW w:type="dxa" w:w="2448"/>
-            <w:vAlign w:val="center"/>
-            <w:tcMar>
-              <w:top w:w="100" w:type="dxa"/>
-              <w:start w:w="100" w:type="dxa"/>
-              <w:bottom w:w="100" w:type="dxa"/>
-              <w:end w:w="100" w:type="dxa"/>
-            </w:tcMar>
-          </w:tcPr>
-          <w:p/>
         </w:tc>
       </w:tr>
       <w:tr>
         <w:tc>
           <w:tcPr>
-            <w:tcW w:type="dxa" w:w="2448"/>
+            <w:tcW w:type="dxa" w:w="720"/>
             <w:vAlign w:val="center"/>
             <w:shd w:fill="EAF2F8"/>
             <w:tcMar>
@@ -930,7 +1919,7 @@
         </w:tc>
         <w:tc>
           <w:tcPr>
-            <w:tcW w:type="dxa" w:w="2448"/>
+            <w:tcW w:type="dxa" w:w="9072"/>
             <w:vAlign w:val="center"/>
             <w:shd w:fill="EAF2F8"/>
             <w:tcMar>
@@ -942,43 +1931,7 @@
           </w:tcPr>
           <w:p>
             <w:r>
-              <w:t>What does a leftover ξ in</w:t>
-            </w:r>
-          </w:p>
-        </w:tc>
-        <w:tc>
-          <w:tcPr>
-            <w:tcW w:type="dxa" w:w="2448"/>
-            <w:vAlign w:val="center"/>
-            <w:shd w:fill="EAF2F8"/>
-            <w:tcMar>
-              <w:top w:w="100" w:type="dxa"/>
-              <w:start w:w="100" w:type="dxa"/>
-              <w:bottom w:w="100" w:type="dxa"/>
-              <w:end w:w="100" w:type="dxa"/>
-            </w:tcMar>
-          </w:tcPr>
-          <w:p>
-            <w:r>
-              <w:t>ℳ</w:t>
-            </w:r>
-          </w:p>
-        </w:tc>
-        <w:tc>
-          <w:tcPr>
-            <w:tcW w:type="dxa" w:w="2448"/>
-            <w:vAlign w:val="center"/>
-            <w:shd w:fill="EAF2F8"/>
-            <w:tcMar>
-              <w:top w:w="100" w:type="dxa"/>
-              <w:start w:w="100" w:type="dxa"/>
-              <w:bottom w:w="100" w:type="dxa"/>
-              <w:end w:w="100" w:type="dxa"/>
-            </w:tcMar>
-          </w:tcPr>
-          <w:p>
-            <w:r>
-              <w:t>² indicate?</w:t>
+              <w:t>Show explicitly that the ξ-derivative of the tree-level electron-muon amplitude vanishes.</w:t>
             </w:r>
           </w:p>
         </w:tc>
@@ -986,7 +1939,7 @@
       <w:tr>
         <w:tc>
           <w:tcPr>
-            <w:tcW w:type="dxa" w:w="2448"/>
+            <w:tcW w:type="dxa" w:w="720"/>
             <w:vAlign w:val="center"/>
             <w:tcMar>
               <w:top w:w="100" w:type="dxa"/>
@@ -1003,7 +1956,7 @@
         </w:tc>
         <w:tc>
           <w:tcPr>
-            <w:tcW w:type="dxa" w:w="2448"/>
+            <w:tcW w:type="dxa" w:w="9072"/>
             <w:vAlign w:val="center"/>
             <w:tcMar>
               <w:top w:w="100" w:type="dxa"/>
@@ -1014,41 +1967,15 @@
           </w:tcPr>
           <w:p>
             <w:r>
-              <w:t>State the difference between invariance of ℒ and invariance of observables.</w:t>
+              <w:t>Derive Section 3.2 by computing the 00, 0i, and ij components of D^C − D^F.</w:t>
             </w:r>
           </w:p>
-        </w:tc>
-        <w:tc>
-          <w:tcPr>
-            <w:tcW w:type="dxa" w:w="2448"/>
-            <w:vAlign w:val="center"/>
-            <w:tcMar>
-              <w:top w:w="100" w:type="dxa"/>
-              <w:start w:w="100" w:type="dxa"/>
-              <w:bottom w:w="100" w:type="dxa"/>
-              <w:end w:w="100" w:type="dxa"/>
-            </w:tcMar>
-          </w:tcPr>
-          <w:p/>
-        </w:tc>
-        <w:tc>
-          <w:tcPr>
-            <w:tcW w:type="dxa" w:w="2448"/>
-            <w:vAlign w:val="center"/>
-            <w:tcMar>
-              <w:top w:w="100" w:type="dxa"/>
-              <w:start w:w="100" w:type="dxa"/>
-              <w:bottom w:w="100" w:type="dxa"/>
-              <w:end w:w="100" w:type="dxa"/>
-            </w:tcMar>
-          </w:tcPr>
-          <w:p/>
         </w:tc>
       </w:tr>
       <w:tr>
         <w:tc>
           <w:tcPr>
-            <w:tcW w:type="dxa" w:w="2448"/>
+            <w:tcW w:type="dxa" w:w="720"/>
             <w:vAlign w:val="center"/>
             <w:shd w:fill="EAF2F8"/>
             <w:tcMar>
@@ -1066,7 +1993,7 @@
         </w:tc>
         <w:tc>
           <w:tcPr>
-            <w:tcW w:type="dxa" w:w="2448"/>
+            <w:tcW w:type="dxa" w:w="9072"/>
             <w:vAlign w:val="center"/>
             <w:shd w:fill="EAF2F8"/>
             <w:tcMar>
@@ -1078,43 +2005,15 @@
           </w:tcPr>
           <w:p>
             <w:r>
-              <w:t>How do two transverse polarizations in Coulomb gauge match four components in Feynman gauge?</w:t>
+              <w:t>Explain why D₀₀^C has no pole at k² = 0, and identify the interaction it describes in position space.</w:t>
             </w:r>
           </w:p>
-        </w:tc>
-        <w:tc>
-          <w:tcPr>
-            <w:tcW w:type="dxa" w:w="2448"/>
-            <w:vAlign w:val="center"/>
-            <w:shd w:fill="EAF2F8"/>
-            <w:tcMar>
-              <w:top w:w="100" w:type="dxa"/>
-              <w:start w:w="100" w:type="dxa"/>
-              <w:bottom w:w="100" w:type="dxa"/>
-              <w:end w:w="100" w:type="dxa"/>
-            </w:tcMar>
-          </w:tcPr>
-          <w:p/>
-        </w:tc>
-        <w:tc>
-          <w:tcPr>
-            <w:tcW w:type="dxa" w:w="2448"/>
-            <w:vAlign w:val="center"/>
-            <w:shd w:fill="EAF2F8"/>
-            <w:tcMar>
-              <w:top w:w="100" w:type="dxa"/>
-              <w:start w:w="100" w:type="dxa"/>
-              <w:bottom w:w="100" w:type="dxa"/>
-              <w:end w:w="100" w:type="dxa"/>
-            </w:tcMar>
-          </w:tcPr>
-          <w:p/>
         </w:tc>
       </w:tr>
       <w:tr>
         <w:tc>
           <w:tcPr>
-            <w:tcW w:type="dxa" w:w="2448"/>
+            <w:tcW w:type="dxa" w:w="720"/>
             <w:vAlign w:val="center"/>
             <w:tcMar>
               <w:top w:w="100" w:type="dxa"/>
@@ -1131,7 +2030,7 @@
         </w:tc>
         <w:tc>
           <w:tcPr>
-            <w:tcW w:type="dxa" w:w="2448"/>
+            <w:tcW w:type="dxa" w:w="9072"/>
             <w:vAlign w:val="center"/>
             <w:tcMar>
               <w:top w:w="100" w:type="dxa"/>
@@ -1142,41 +2041,15 @@
           </w:tcPr>
           <w:p>
             <w:r>
-              <w:t>What is Z1=Z2, in words?</w:t>
+              <w:t>List the gauge-invariant subsets of one-loop diagrams in electron-muon scattering.</w:t>
             </w:r>
           </w:p>
-        </w:tc>
-        <w:tc>
-          <w:tcPr>
-            <w:tcW w:type="dxa" w:w="2448"/>
-            <w:vAlign w:val="center"/>
-            <w:tcMar>
-              <w:top w:w="100" w:type="dxa"/>
-              <w:start w:w="100" w:type="dxa"/>
-              <w:bottom w:w="100" w:type="dxa"/>
-              <w:end w:w="100" w:type="dxa"/>
-            </w:tcMar>
-          </w:tcPr>
-          <w:p/>
-        </w:tc>
-        <w:tc>
-          <w:tcPr>
-            <w:tcW w:type="dxa" w:w="2448"/>
-            <w:vAlign w:val="center"/>
-            <w:tcMar>
-              <w:top w:w="100" w:type="dxa"/>
-              <w:start w:w="100" w:type="dxa"/>
-              <w:bottom w:w="100" w:type="dxa"/>
-              <w:end w:w="100" w:type="dxa"/>
-            </w:tcMar>
-          </w:tcPr>
-          <w:p/>
         </w:tc>
       </w:tr>
       <w:tr>
         <w:tc>
           <w:tcPr>
-            <w:tcW w:type="dxa" w:w="2448"/>
+            <w:tcW w:type="dxa" w:w="720"/>
             <w:vAlign w:val="center"/>
             <w:shd w:fill="EAF2F8"/>
             <w:tcMar>
@@ -1194,7 +2067,7 @@
         </w:tc>
         <w:tc>
           <w:tcPr>
-            <w:tcW w:type="dxa" w:w="2448"/>
+            <w:tcW w:type="dxa" w:w="9072"/>
             <w:vAlign w:val="center"/>
             <w:shd w:fill="EAF2F8"/>
             <w:tcMar>
@@ -1206,43 +2079,15 @@
           </w:tcPr>
           <w:p>
             <w:r>
-              <w:t>Does a gauge-dependent Green's function invalidate the theory?</w:t>
+              <w:t>Using Section 5.1, find the value of ξ that makes Z₂ finite at one loop, and explain why this cannot make any physical prediction finite that was not already.</w:t>
             </w:r>
           </w:p>
-        </w:tc>
-        <w:tc>
-          <w:tcPr>
-            <w:tcW w:type="dxa" w:w="2448"/>
-            <w:vAlign w:val="center"/>
-            <w:shd w:fill="EAF2F8"/>
-            <w:tcMar>
-              <w:top w:w="100" w:type="dxa"/>
-              <w:start w:w="100" w:type="dxa"/>
-              <w:bottom w:w="100" w:type="dxa"/>
-              <w:end w:w="100" w:type="dxa"/>
-            </w:tcMar>
-          </w:tcPr>
-          <w:p/>
-        </w:tc>
-        <w:tc>
-          <w:tcPr>
-            <w:tcW w:type="dxa" w:w="2448"/>
-            <w:vAlign w:val="center"/>
-            <w:shd w:fill="EAF2F8"/>
-            <w:tcMar>
-              <w:top w:w="100" w:type="dxa"/>
-              <w:start w:w="100" w:type="dxa"/>
-              <w:bottom w:w="100" w:type="dxa"/>
-              <w:end w:w="100" w:type="dxa"/>
-            </w:tcMar>
-          </w:tcPr>
-          <w:p/>
         </w:tc>
       </w:tr>
       <w:tr>
         <w:tc>
           <w:tcPr>
-            <w:tcW w:type="dxa" w:w="2448"/>
+            <w:tcW w:type="dxa" w:w="720"/>
             <w:vAlign w:val="center"/>
             <w:tcMar>
               <w:top w:w="100" w:type="dxa"/>
@@ -1259,7 +2104,7 @@
         </w:tc>
         <w:tc>
           <w:tcPr>
-            <w:tcW w:type="dxa" w:w="2448"/>
+            <w:tcW w:type="dxa" w:w="9072"/>
             <w:vAlign w:val="center"/>
             <w:tcMar>
               <w:top w:w="100" w:type="dxa"/>
@@ -1270,41 +2115,15 @@
           </w:tcPr>
           <w:p>
             <w:r>
-              <w:t>Apply ε→ε+λk to a physical ℳ using Lesson 71.</w:t>
+              <w:t>Explain why δm must be gauge independent, using the fact that the pole mass is measurable.</w:t>
             </w:r>
           </w:p>
-        </w:tc>
-        <w:tc>
-          <w:tcPr>
-            <w:tcW w:type="dxa" w:w="2448"/>
-            <w:vAlign w:val="center"/>
-            <w:tcMar>
-              <w:top w:w="100" w:type="dxa"/>
-              <w:start w:w="100" w:type="dxa"/>
-              <w:bottom w:w="100" w:type="dxa"/>
-              <w:end w:w="100" w:type="dxa"/>
-            </w:tcMar>
-          </w:tcPr>
-          <w:p/>
-        </w:tc>
-        <w:tc>
-          <w:tcPr>
-            <w:tcW w:type="dxa" w:w="2448"/>
-            <w:vAlign w:val="center"/>
-            <w:tcMar>
-              <w:top w:w="100" w:type="dxa"/>
-              <w:start w:w="100" w:type="dxa"/>
-              <w:bottom w:w="100" w:type="dxa"/>
-              <w:end w:w="100" w:type="dxa"/>
-            </w:tcMar>
-          </w:tcPr>
-          <w:p/>
         </w:tc>
       </w:tr>
       <w:tr>
         <w:tc>
           <w:tcPr>
-            <w:tcW w:type="dxa" w:w="2448"/>
+            <w:tcW w:type="dxa" w:w="720"/>
             <w:vAlign w:val="center"/>
             <w:shd w:fill="EAF2F8"/>
             <w:tcMar>
@@ -1322,7 +2141,7 @@
         </w:tc>
         <w:tc>
           <w:tcPr>
-            <w:tcW w:type="dxa" w:w="2448"/>
+            <w:tcW w:type="dxa" w:w="9072"/>
             <w:vAlign w:val="center"/>
             <w:shd w:fill="EAF2F8"/>
             <w:tcMar>
@@ -1334,43 +2153,15 @@
           </w:tcPr>
           <w:p>
             <w:r>
-              <w:t>Why is the Coulomb potential instantaneous in Coulomb gauge not a contradiction with relativity?</w:t>
+              <w:t>Show that the open-path phase e∫A·dl is not gauge invariant, but that the closed-path phase is.</w:t>
             </w:r>
           </w:p>
-        </w:tc>
-        <w:tc>
-          <w:tcPr>
-            <w:tcW w:type="dxa" w:w="2448"/>
-            <w:vAlign w:val="center"/>
-            <w:shd w:fill="EAF2F8"/>
-            <w:tcMar>
-              <w:top w:w="100" w:type="dxa"/>
-              <w:start w:w="100" w:type="dxa"/>
-              <w:bottom w:w="100" w:type="dxa"/>
-              <w:end w:w="100" w:type="dxa"/>
-            </w:tcMar>
-          </w:tcPr>
-          <w:p/>
-        </w:tc>
-        <w:tc>
-          <w:tcPr>
-            <w:tcW w:type="dxa" w:w="2448"/>
-            <w:vAlign w:val="center"/>
-            <w:shd w:fill="EAF2F8"/>
-            <w:tcMar>
-              <w:top w:w="100" w:type="dxa"/>
-              <w:start w:w="100" w:type="dxa"/>
-              <w:bottom w:w="100" w:type="dxa"/>
-              <w:end w:w="100" w:type="dxa"/>
-            </w:tcMar>
-          </w:tcPr>
-          <w:p/>
         </w:tc>
       </w:tr>
       <w:tr>
         <w:tc>
           <w:tcPr>
-            <w:tcW w:type="dxa" w:w="2448"/>
+            <w:tcW w:type="dxa" w:w="720"/>
             <w:vAlign w:val="center"/>
             <w:tcMar>
               <w:top w:w="100" w:type="dxa"/>
@@ -1387,7 +2178,7 @@
         </w:tc>
         <w:tc>
           <w:tcPr>
-            <w:tcW w:type="dxa" w:w="2448"/>
+            <w:tcW w:type="dxa" w:w="9072"/>
             <w:vAlign w:val="center"/>
             <w:tcMar>
               <w:top w:w="100" w:type="dxa"/>
@@ -1398,41 +2189,15 @@
           </w:tcPr>
           <w:p>
             <w:r>
-              <w:t>Landau vs Feynman: which propagator is transverse?</w:t>
+              <w:t>For an electron (charge magnitude e), compute the flux that shifts the Aharonov–Bohm pattern by one full period, in webers, using h/e.</w:t>
             </w:r>
           </w:p>
-        </w:tc>
-        <w:tc>
-          <w:tcPr>
-            <w:tcW w:type="dxa" w:w="2448"/>
-            <w:vAlign w:val="center"/>
-            <w:tcMar>
-              <w:top w:w="100" w:type="dxa"/>
-              <w:start w:w="100" w:type="dxa"/>
-              <w:bottom w:w="100" w:type="dxa"/>
-              <w:end w:w="100" w:type="dxa"/>
-            </w:tcMar>
-          </w:tcPr>
-          <w:p/>
-        </w:tc>
-        <w:tc>
-          <w:tcPr>
-            <w:tcW w:type="dxa" w:w="2448"/>
-            <w:vAlign w:val="center"/>
-            <w:tcMar>
-              <w:top w:w="100" w:type="dxa"/>
-              <w:start w:w="100" w:type="dxa"/>
-              <w:bottom w:w="100" w:type="dxa"/>
-              <w:end w:w="100" w:type="dxa"/>
-            </w:tcMar>
-          </w:tcPr>
-          <w:p/>
         </w:tc>
       </w:tr>
       <w:tr>
         <w:tc>
           <w:tcPr>
-            <w:tcW w:type="dxa" w:w="2448"/>
+            <w:tcW w:type="dxa" w:w="720"/>
             <w:vAlign w:val="center"/>
             <w:shd w:fill="EAF2F8"/>
             <w:tcMar>
@@ -1450,7 +2215,7 @@
         </w:tc>
         <w:tc>
           <w:tcPr>
-            <w:tcW w:type="dxa" w:w="2448"/>
+            <w:tcW w:type="dxa" w:w="9072"/>
             <w:vAlign w:val="center"/>
             <w:shd w:fill="EAF2F8"/>
             <w:tcMar>
@@ -1462,43 +2227,15 @@
           </w:tcPr>
           <w:p>
             <w:r>
-              <w:t>Can a single self-energy diagram be gauge invariant by itself?</w:t>
+              <w:t>Show that ½M²A_μA^μ is not gauge invariant, and that F_μνF^μν and ψ̄σ^μνψF_μν are.</w:t>
             </w:r>
           </w:p>
-        </w:tc>
-        <w:tc>
-          <w:tcPr>
-            <w:tcW w:type="dxa" w:w="2448"/>
-            <w:vAlign w:val="center"/>
-            <w:shd w:fill="EAF2F8"/>
-            <w:tcMar>
-              <w:top w:w="100" w:type="dxa"/>
-              <w:start w:w="100" w:type="dxa"/>
-              <w:bottom w:w="100" w:type="dxa"/>
-              <w:end w:w="100" w:type="dxa"/>
-            </w:tcMar>
-          </w:tcPr>
-          <w:p/>
-        </w:tc>
-        <w:tc>
-          <w:tcPr>
-            <w:tcW w:type="dxa" w:w="2448"/>
-            <w:vAlign w:val="center"/>
-            <w:shd w:fill="EAF2F8"/>
-            <w:tcMar>
-              <w:top w:w="100" w:type="dxa"/>
-              <w:start w:w="100" w:type="dxa"/>
-              <w:bottom w:w="100" w:type="dxa"/>
-              <w:end w:w="100" w:type="dxa"/>
-            </w:tcMar>
-          </w:tcPr>
-          <w:p/>
         </w:tc>
       </w:tr>
       <w:tr>
         <w:tc>
           <w:tcPr>
-            <w:tcW w:type="dxa" w:w="2448"/>
+            <w:tcW w:type="dxa" w:w="720"/>
             <w:vAlign w:val="center"/>
             <w:tcMar>
               <w:top w:w="100" w:type="dxa"/>
@@ -1515,7 +2252,7 @@
         </w:tc>
         <w:tc>
           <w:tcPr>
-            <w:tcW w:type="dxa" w:w="2448"/>
+            <w:tcW w:type="dxa" w:w="9072"/>
             <w:vAlign w:val="center"/>
             <w:tcMar>
               <w:top w:w="100" w:type="dxa"/>
@@ -1526,229 +2263,9 @@
           </w:tcPr>
           <w:p>
             <w:r>
-              <w:t>Connect this lesson to Lesson 8's residual Lorenz-gauge freedom.</w:t>
+              <w:t>Challenge: the electron propagator at p² ≠ m² is gauge dependent, yet Lesson 67 used its pole to define m. Explain why the location of the pole is gauge independent even though the propagator is not.</w:t>
             </w:r>
           </w:p>
-        </w:tc>
-        <w:tc>
-          <w:tcPr>
-            <w:tcW w:type="dxa" w:w="2448"/>
-            <w:vAlign w:val="center"/>
-            <w:tcMar>
-              <w:top w:w="100" w:type="dxa"/>
-              <w:start w:w="100" w:type="dxa"/>
-              <w:bottom w:w="100" w:type="dxa"/>
-              <w:end w:w="100" w:type="dxa"/>
-            </w:tcMar>
-          </w:tcPr>
-          <w:p/>
-        </w:tc>
-        <w:tc>
-          <w:tcPr>
-            <w:tcW w:type="dxa" w:w="2448"/>
-            <w:vAlign w:val="center"/>
-            <w:tcMar>
-              <w:top w:w="100" w:type="dxa"/>
-              <w:start w:w="100" w:type="dxa"/>
-              <w:bottom w:w="100" w:type="dxa"/>
-              <w:end w:w="100" w:type="dxa"/>
-            </w:tcMar>
-          </w:tcPr>
-          <w:p/>
-        </w:tc>
-      </w:tr>
-      <w:tr>
-        <w:tc>
-          <w:tcPr>
-            <w:tcW w:type="dxa" w:w="2448"/>
-            <w:vAlign w:val="center"/>
-            <w:shd w:fill="EAF2F8"/>
-            <w:tcMar>
-              <w:top w:w="100" w:type="dxa"/>
-              <w:start w:w="100" w:type="dxa"/>
-              <w:bottom w:w="100" w:type="dxa"/>
-              <w:end w:w="100" w:type="dxa"/>
-            </w:tcMar>
-          </w:tcPr>
-          <w:p>
-            <w:r>
-              <w:t>14</w:t>
-            </w:r>
-          </w:p>
-        </w:tc>
-        <w:tc>
-          <w:tcPr>
-            <w:tcW w:type="dxa" w:w="2448"/>
-            <w:vAlign w:val="center"/>
-            <w:shd w:fill="EAF2F8"/>
-            <w:tcMar>
-              <w:top w:w="100" w:type="dxa"/>
-              <w:start w:w="100" w:type="dxa"/>
-              <w:bottom w:w="100" w:type="dxa"/>
-              <w:end w:w="100" w:type="dxa"/>
-            </w:tcMar>
-          </w:tcPr>
-          <w:p>
-            <w:r>
-              <w:t>What class of operators can have ξ-independent correlators?</w:t>
-            </w:r>
-          </w:p>
-        </w:tc>
-        <w:tc>
-          <w:tcPr>
-            <w:tcW w:type="dxa" w:w="2448"/>
-            <w:vAlign w:val="center"/>
-            <w:shd w:fill="EAF2F8"/>
-            <w:tcMar>
-              <w:top w:w="100" w:type="dxa"/>
-              <w:start w:w="100" w:type="dxa"/>
-              <w:bottom w:w="100" w:type="dxa"/>
-              <w:end w:w="100" w:type="dxa"/>
-            </w:tcMar>
-          </w:tcPr>
-          <w:p/>
-        </w:tc>
-        <w:tc>
-          <w:tcPr>
-            <w:tcW w:type="dxa" w:w="2448"/>
-            <w:vAlign w:val="center"/>
-            <w:shd w:fill="EAF2F8"/>
-            <w:tcMar>
-              <w:top w:w="100" w:type="dxa"/>
-              <w:start w:w="100" w:type="dxa"/>
-              <w:bottom w:w="100" w:type="dxa"/>
-              <w:end w:w="100" w:type="dxa"/>
-            </w:tcMar>
-          </w:tcPr>
-          <w:p/>
-        </w:tc>
-      </w:tr>
-      <w:tr>
-        <w:tc>
-          <w:tcPr>
-            <w:tcW w:type="dxa" w:w="2448"/>
-            <w:vAlign w:val="center"/>
-            <w:tcMar>
-              <w:top w:w="100" w:type="dxa"/>
-              <w:start w:w="100" w:type="dxa"/>
-              <w:bottom w:w="100" w:type="dxa"/>
-              <w:end w:w="100" w:type="dxa"/>
-            </w:tcMar>
-          </w:tcPr>
-          <w:p>
-            <w:r>
-              <w:t>15</w:t>
-            </w:r>
-          </w:p>
-        </w:tc>
-        <w:tc>
-          <w:tcPr>
-            <w:tcW w:type="dxa" w:w="2448"/>
-            <w:vAlign w:val="center"/>
-            <w:tcMar>
-              <w:top w:w="100" w:type="dxa"/>
-              <w:start w:w="100" w:type="dxa"/>
-              <w:bottom w:w="100" w:type="dxa"/>
-              <w:end w:w="100" w:type="dxa"/>
-            </w:tcMar>
-          </w:tcPr>
-          <w:p>
-            <w:r>
-              <w:t>If a calculation of eμ scattering kept only the electron tensor and dropped the muon tensor, would gauge invariance survive?</w:t>
-            </w:r>
-          </w:p>
-        </w:tc>
-        <w:tc>
-          <w:tcPr>
-            <w:tcW w:type="dxa" w:w="2448"/>
-            <w:vAlign w:val="center"/>
-            <w:tcMar>
-              <w:top w:w="100" w:type="dxa"/>
-              <w:start w:w="100" w:type="dxa"/>
-              <w:bottom w:w="100" w:type="dxa"/>
-              <w:end w:w="100" w:type="dxa"/>
-            </w:tcMar>
-          </w:tcPr>
-          <w:p/>
-        </w:tc>
-        <w:tc>
-          <w:tcPr>
-            <w:tcW w:type="dxa" w:w="2448"/>
-            <w:vAlign w:val="center"/>
-            <w:tcMar>
-              <w:top w:w="100" w:type="dxa"/>
-              <w:start w:w="100" w:type="dxa"/>
-              <w:bottom w:w="100" w:type="dxa"/>
-              <w:end w:w="100" w:type="dxa"/>
-            </w:tcMar>
-          </w:tcPr>
-          <w:p/>
-        </w:tc>
-      </w:tr>
-      <w:tr>
-        <w:tc>
-          <w:tcPr>
-            <w:tcW w:type="dxa" w:w="2448"/>
-            <w:vAlign w:val="center"/>
-            <w:shd w:fill="EAF2F8"/>
-            <w:tcMar>
-              <w:top w:w="100" w:type="dxa"/>
-              <w:start w:w="100" w:type="dxa"/>
-              <w:bottom w:w="100" w:type="dxa"/>
-              <w:end w:w="100" w:type="dxa"/>
-            </w:tcMar>
-          </w:tcPr>
-          <w:p>
-            <w:r>
-              <w:t>16</w:t>
-            </w:r>
-          </w:p>
-        </w:tc>
-        <w:tc>
-          <w:tcPr>
-            <w:tcW w:type="dxa" w:w="2448"/>
-            <w:vAlign w:val="center"/>
-            <w:shd w:fill="EAF2F8"/>
-            <w:tcMar>
-              <w:top w:w="100" w:type="dxa"/>
-              <w:start w:w="100" w:type="dxa"/>
-              <w:bottom w:w="100" w:type="dxa"/>
-              <w:end w:w="100" w:type="dxa"/>
-            </w:tcMar>
-          </w:tcPr>
-          <w:p>
-            <w:r>
-              <w:t>Challenge: sketch why the Ward identity implies Z1=Z2 at one loop, relating Lesson 64 to Lesson 63.</w:t>
-            </w:r>
-          </w:p>
-        </w:tc>
-        <w:tc>
-          <w:tcPr>
-            <w:tcW w:type="dxa" w:w="2448"/>
-            <w:vAlign w:val="center"/>
-            <w:shd w:fill="EAF2F8"/>
-            <w:tcMar>
-              <w:top w:w="100" w:type="dxa"/>
-              <w:start w:w="100" w:type="dxa"/>
-              <w:bottom w:w="100" w:type="dxa"/>
-              <w:end w:w="100" w:type="dxa"/>
-            </w:tcMar>
-          </w:tcPr>
-          <w:p/>
-        </w:tc>
-        <w:tc>
-          <w:tcPr>
-            <w:tcW w:type="dxa" w:w="2448"/>
-            <w:vAlign w:val="center"/>
-            <w:shd w:fill="EAF2F8"/>
-            <w:tcMar>
-              <w:top w:w="100" w:type="dxa"/>
-              <w:start w:w="100" w:type="dxa"/>
-              <w:bottom w:w="100" w:type="dxa"/>
-              <w:end w:w="100" w:type="dxa"/>
-            </w:tcMar>
-          </w:tcPr>
-          <w:p/>
         </w:tc>
       </w:tr>
     </w:tbl>
@@ -1771,7 +2288,7 @@
         <w:t xml:space="preserve"> </w:t>
       </w:r>
       <w:r>
-        <w:t>No; it depends on ξ.</w:t>
+        <w:t>D_μψ → (∂_μ + ieA_μ + ie∂_μχ)(e^(−ieχ)ψ) = e^(−ieχ)(∂_μψ − ie∂_μχψ + ieA_μψ + ie∂_μχψ) = e^(−ieχ)D_μψ. Then ψ̄iD̸ψ and mψ̄ψ are invariant, and F_μν is unchanged.</w:t>
       </w:r>
     </w:p>
     <w:p>
@@ -1785,7 +2302,7 @@
         <w:t xml:space="preserve"> </w:t>
       </w:r>
       <w:r>
-        <w:t>Coulomb, Feynman (ξ=1), Landau (ξ=0).</w:t>
+        <w:t>∂·A → ∂·A + ∂²χ, so (∂·A)² → (∂·A)² + 2(∂·A)∂²χ + (∂²χ)². The change vanishes only if ∂²χ = 0.</w:t>
       </w:r>
     </w:p>
     <w:p>
@@ -1799,7 +2316,7 @@
         <w:t xml:space="preserve"> </w:t>
       </w:r>
       <w:r>
-        <w:t>Each diagram is not transverse; their sum is.</w:t>
+        <w:t>D = −i[g − (1−ξ)kk/k²]/k² = −ig/k² + i(1−ξ)kk/k⁴. Only the second term depends on ξ, and its derivative is −ik_μk_ν/k⁴.</w:t>
       </w:r>
     </w:p>
     <w:p>
@@ -1813,7 +2330,7 @@
         <w:t xml:space="preserve"> </w:t>
       </w:r>
       <w:r>
-        <w:t>An incomplete set of diagrams.</w:t>
+        <w:t>∂ℳ/∂ξ ∝ J_e^μ(−iq_μq_ν/q⁴)J_μ^ν = −i(q·J_e)(q·J_μ)/q⁴. By Lesson 70, Exercise 10, q·J_e = 0 for on-shell spinors.</w:t>
       </w:r>
     </w:p>
     <w:p>
@@ -1827,7 +2344,7 @@
         <w:t xml:space="preserve"> </w:t>
       </w:r>
       <w:r>
-        <w:t>ℒ without ℒ_gf is locally invariant; after gauge fixing, only observables remain invariant.</w:t>
+        <w:t>00: Worked example 3. 0i: D^C₀ᵢ = 0 and D^F₀ᵢ = 0. The right side gives (i/(|k|²k²))[k₀(k₀n_i + n₀k_i) − k₀k_i] = (i/(|k|²k²))[k₀k_i − k₀k_i] = 0, using n_i = 0 and n₀ = 1. ij: D^F_ij = −ig_ij/k² = iδ_ij/k², so D^C_ij − D^F_ij = −ik_ik_j/(|k|²k²). The right side gives −ik_ik_j/(|k|²k²), with the products of lower spatial components equal to those of upper ones.</w:t>
       </w:r>
     </w:p>
     <w:p>
@@ -1841,7 +2358,7 @@
         <w:t xml:space="preserve"> </w:t>
       </w:r>
       <w:r>
-        <w:t>Unphysical polarizations in Feynman gauge cancel in |ℳ|² by the Ward identity, leaving two physical modes.</w:t>
+        <w:t>D₀₀^C = i/|k|² depends only on the three-momentum, not on k₀. In position space this is instantaneous in time and falls as 1/(4πr) in space: the Coulomb interaction between the charge densities.</w:t>
       </w:r>
     </w:p>
     <w:p>
@@ -1855,7 +2372,7 @@
         <w:t xml:space="preserve"> </w:t>
       </w:r>
       <w:r>
-        <w:t>The vertex renormalization equals the electron-field renormalization in a gauge-invariant scheme, so the charge is universal.</w:t>
+        <w:t>The vacuum-polarization insertion in the photon line. The electron vertex correction with self-energy insertions on the two external electron legs. The same for the muon. The box and crossed-box diagrams with two photons exchanged.</w:t>
       </w:r>
     </w:p>
     <w:p>
@@ -1869,7 +2386,7 @@
         <w:t xml:space="preserve"> </w:t>
       </w:r>
       <w:r>
-        <w:t>No; Green's functions are tools, not measurements.</w:t>
+        <w:t>ξ = 0, Landau gauge. Z₂ is not an observable, so making it finite changes only how a divergence is distributed between intermediate quantities. Every physical amplitude still needs Z₃ and the mass counterterm, and its value is unchanged.</w:t>
       </w:r>
     </w:p>
     <w:p>
@@ -1883,7 +2400,7 @@
         <w:t xml:space="preserve"> </w:t>
       </w:r>
       <w:r>
-        <w:t>ℳ is unchanged.</w:t>
+        <w:t>The pole mass is the energy of a free electron at rest, which can be measured, for example from the cyclotron frequency in a Penning trap. A measurable number cannot depend on a choice made in the calculation.</w:t>
       </w:r>
     </w:p>
     <w:p>
@@ -1897,7 +2414,7 @@
         <w:t xml:space="preserve"> </w:t>
       </w:r>
       <w:r>
-        <w:t>The instantaneous Coulomb piece is cancelled by other terms in a full amplitude, restoring causal light-cone commutators for observables.</w:t>
+        <w:t>Under A → A + ∇χ, ∫_P^Q A·dl changes by χ(Q) − χ(P), which does not vanish in general. For a closed path, Q = P, so the change vanishes, and Stokes's theorem gives ∮A·dl = ∫B·dS = Φ_B.</w:t>
       </w:r>
     </w:p>
     <w:p>
@@ -1911,7 +2428,7 @@
         <w:t xml:space="preserve"> </w:t>
       </w:r>
       <w:r>
-        <w:t>Landau: k^μ D_μν=0.</w:t>
+        <w:t>h/e = 6.626×10⁻³⁴ / 1.602×10⁻¹⁹ = 4.14×10⁻¹⁵ Wb. A superconducting flux quantum is h/2e = 2.07×10⁻¹⁵ Wb, half this value, because it involves pairs of charge 2e.</w:t>
       </w:r>
     </w:p>
     <w:p>
@@ -1925,7 +2442,7 @@
         <w:t xml:space="preserve"> </w:t>
       </w:r>
       <w:r>
-        <w:t>No; it is an off-shell Green's function.</w:t>
+        <w:t>A_μA^μ → A_μA^μ + 2A^μ∂_μχ + ∂_μχ∂^μχ, which is not invariant. F_μν is invariant, so F² is. Under the transformation, ψ̄σ^μνψ is invariant because the phases cancel, and F_μν is invariant, so the product is.</w:t>
       </w:r>
     </w:p>
     <w:p>
@@ -1939,49 +2456,7 @@
         <w:t xml:space="preserve"> </w:t>
       </w:r>
       <w:r>
-        <w:t>Residual plane-wave gauges are ε∝k, killed in amplitudes.</w:t>
-      </w:r>
-    </w:p>
-    <w:p>
-      <w:r>
-        <w:rPr>
-          <w:b/>
-        </w:rPr>
-        <w:t>14.</w:t>
-      </w:r>
-      <w:r>
-        <w:t xml:space="preserve"> </w:t>
-      </w:r>
-      <w:r>
-        <w:t>Gauge-invariant operators, or complete on-shell amplitudes.</w:t>
-      </w:r>
-    </w:p>
-    <w:p>
-      <w:r>
-        <w:rPr>
-          <w:b/>
-        </w:rPr>
-        <w:t>15.</w:t>
-      </w:r>
-      <w:r>
-        <w:t xml:space="preserve"> </w:t>
-      </w:r>
-      <w:r>
-        <w:t>The question is malformed: those tensors are factors in one diagram, not alternative gauges. Gauge invariance is about photon indices, not about dropping a fermion line.</w:t>
-      </w:r>
-    </w:p>
-    <w:p>
-      <w:r>
-        <w:rPr>
-          <w:b/>
-        </w:rPr>
-        <w:t>16.</w:t>
-      </w:r>
-      <w:r>
-        <w:t xml:space="preserve"> </w:t>
-      </w:r>
-      <w:r>
-        <w:t>The Ward identity k_μ Λ^μ ~ Σ(p')−Σ(p) relates the divergent parts of the vertex and the self-energy, forcing the same Z at this order.</w:t>
+        <w:t>The propagator's ξ-dependence comes from terms that vanish on shell, or that change only the residue Z₂. The location of the pole is the mass of a particle that appears as an external state in physical scattering amplitudes, and those are gauge independent. If the pole moved with ξ, some physical cross section would have a ξ-dependent singularity, contradicting Section 2.2.</w:t>
       </w:r>
     </w:p>
     <w:p>
@@ -1997,7 +2472,7 @@
         <w:pStyle w:val="ListBullet"/>
       </w:pPr>
       <w:r>
-        <w:t>I can state that physical |ℳ|² is ξ-independent.</w:t>
+        <w:t>I can distinguish the gauge invariance of ℒ from the gauge independence of observables, and explain gauge invariance as a redundancy.</w:t>
       </w:r>
     </w:p>
     <w:p>
@@ -2005,7 +2480,7 @@
         <w:pStyle w:val="ListBullet"/>
       </w:pPr>
       <w:r>
-        <w:t>I can recognize missing diagrams from leftover gauge dependence.</w:t>
+        <w:t>I can show ∂ℳ/∂ξ = 0 using ∂D/∂ξ ∝ k_μk_ν and the Ward identity.</w:t>
       </w:r>
     </w:p>
     <w:p>
@@ -2013,7 +2488,31 @@
         <w:pStyle w:val="ListBullet"/>
       </w:pPr>
       <w:r>
-        <w:t>I can relate Coulomb and covariant quantization through the Ward identity.</w:t>
+        <w:t>I can show that Coulomb gauge and covariant gauges give the same S-matrix.</w:t>
+      </w:r>
+    </w:p>
+    <w:p>
+      <w:pPr>
+        <w:pStyle w:val="ListBullet"/>
+      </w:pPr>
+      <w:r>
+        <w:t>I can identify gauge-invariant subsets and use a leftover ξ as an error check.</w:t>
+      </w:r>
+    </w:p>
+    <w:p>
+      <w:pPr>
+        <w:pStyle w:val="ListBullet"/>
+      </w:pPr>
+      <w:r>
+        <w:t>I can classify Z₂, δm, Z₃, α(Q²), and cross sections as gauge dependent or independent.</w:t>
+      </w:r>
+    </w:p>
+    <w:p>
+      <w:pPr>
+        <w:pStyle w:val="ListBullet"/>
+      </w:pPr>
+      <w:r>
+        <w:t>I can derive the Aharonov–Bohm phase and explain why it is observable.</w:t>
       </w:r>
     </w:p>
     <w:p>
@@ -2026,7 +2525,7 @@
     </w:p>
     <w:p>
       <w:r>
-        <w:t>Lesson 73 turns from gauge artifacts to a genuine infinity that survives in a physical exclusive rate: the infrared divergence.</w:t>
+        <w:t>Lesson 73, Infrared Divergences, turns from gauge artifacts to a genuine infinity that survives in a physical exclusive rate: the infrared divergence.</w:t>
       </w:r>
     </w:p>
     <w:sectPr>

--- a/Science Books/QED Course/Lesson 72 Gauge Invariance.docx
+++ b/Science Books/QED Course/Lesson 72 Gauge Invariance.docx
@@ -501,6 +501,9 @@
           <m:r>
             <m:t xml:space="preserve">i</m:t>
           </m:r>
+          <m:r>
+            <m:t xml:space="preserve"> </m:t>
+          </m:r>
           <m:sSub>
             <m:e>
               <m:r>
@@ -513,6 +516,9 @@
               </m:r>
             </m:sub>
           </m:sSub>
+          <m:r>
+            <m:t xml:space="preserve"> </m:t>
+          </m:r>
           <m:f>
             <m:num>
               <m:sSub>
@@ -675,40 +681,32 @@
           <m:r>
             <m:t xml:space="preserve">i</m:t>
           </m:r>
+          <m:r>
+            <m:t xml:space="preserve"> </m:t>
+          </m:r>
           <m:f>
             <m:num>
-              <m:r>
-                <m:t xml:space="preserve">[</m:t>
-              </m:r>
-              <m:sSub>
+              <m:d>
+                <m:dPr>
+                  <m:begChr m:val="["/>
+                  <m:endChr m:val="]"/>
+                </m:dPr>
                 <m:e>
+                  <m:sSub>
+                    <m:e>
+                      <m:r>
+                        <m:t xml:space="preserve">δ</m:t>
+                      </m:r>
+                    </m:e>
+                    <m:sub>
+                      <m:r>
+                        <m:t xml:space="preserve">ij</m:t>
+                      </m:r>
+                    </m:sub>
+                  </m:sSub>
                   <m:r>
-                    <m:t xml:space="preserve">δ</m:t>
+                    <m:t xml:space="preserve">−</m:t>
                   </m:r>
-                </m:e>
-                <m:sub>
-                  <m:r>
-                    <m:t xml:space="preserve">ij</m:t>
-                  </m:r>
-                </m:sub>
-              </m:sSub>
-              <m:r>
-                <m:t xml:space="preserve">−</m:t>
-              </m:r>
-              <m:sSub>
-                <m:e>
-                  <m:r>
-                    <m:t xml:space="preserve">k</m:t>
-                  </m:r>
-                </m:e>
-                <m:sub>
-                  <m:r>
-                    <m:t xml:space="preserve">i</m:t>
-                  </m:r>
-                </m:sub>
-              </m:sSub>
-              <m:f>
-                <m:num>
                   <m:sSub>
                     <m:e>
                       <m:r>
@@ -717,34 +715,53 @@
                     </m:e>
                     <m:sub>
                       <m:r>
-                        <m:t xml:space="preserve">j</m:t>
+                        <m:t xml:space="preserve">i</m:t>
                       </m:r>
                     </m:sub>
                   </m:sSub>
-                </m:num>
-                <m:den>
                   <m:r>
-                    <m:t xml:space="preserve">|</m:t>
+                    <m:t xml:space="preserve"> </m:t>
                   </m:r>
-                </m:den>
-              </m:f>
-              <m:r>
-                <m:t xml:space="preserve">k</m:t>
-              </m:r>
-              <m:r>
-                <m:t xml:space="preserve">|</m:t>
-              </m:r>
-              <m:sSup>
-                <m:e/>
-                <m:sup>
-                  <m:r>
-                    <m:t xml:space="preserve">2</m:t>
-                  </m:r>
-                </m:sup>
-              </m:sSup>
-              <m:r>
-                <m:t xml:space="preserve">]</m:t>
-              </m:r>
+                  <m:f>
+                    <m:num>
+                      <m:sSub>
+                        <m:e>
+                          <m:r>
+                            <m:t xml:space="preserve">k</m:t>
+                          </m:r>
+                        </m:e>
+                        <m:sub>
+                          <m:r>
+                            <m:t xml:space="preserve">j</m:t>
+                          </m:r>
+                        </m:sub>
+                      </m:sSub>
+                    </m:num>
+                    <m:den>
+                      <m:sSup>
+                        <m:e>
+                          <m:d>
+                            <m:dPr>
+                              <m:begChr m:val="|"/>
+                              <m:endChr m:val="|"/>
+                            </m:dPr>
+                            <m:e>
+                              <m:r>
+                                <m:t xml:space="preserve">k</m:t>
+                              </m:r>
+                            </m:e>
+                          </m:d>
+                        </m:e>
+                        <m:sup>
+                          <m:r>
+                            <m:t xml:space="preserve">2</m:t>
+                          </m:r>
+                        </m:sup>
+                      </m:sSup>
+                    </m:den>
+                  </m:f>
+                </m:e>
+              </m:d>
             </m:num>
             <m:den>
               <m:sSup>
@@ -842,23 +859,29 @@
               </m:r>
             </m:num>
             <m:den>
-              <m:r>
-                <m:t xml:space="preserve">|</m:t>
-              </m:r>
-              <m:r>
-                <m:t xml:space="preserve">k</m:t>
-              </m:r>
-              <m:r>
-                <m:t xml:space="preserve">|</m:t>
-              </m:r>
               <m:sSup>
-                <m:e/>
+                <m:e>
+                  <m:d>
+                    <m:dPr>
+                      <m:begChr m:val="|"/>
+                      <m:endChr m:val="|"/>
+                    </m:dPr>
+                    <m:e>
+                      <m:r>
+                        <m:t xml:space="preserve">k</m:t>
+                      </m:r>
+                    </m:e>
+                  </m:d>
+                </m:e>
                 <m:sup>
                   <m:r>
                     <m:t xml:space="preserve">2</m:t>
                   </m:r>
                 </m:sup>
               </m:sSup>
+              <m:r>
+                <m:t xml:space="preserve"> </m:t>
+              </m:r>
               <m:sSup>
                 <m:e>
                   <m:r>
@@ -874,107 +897,126 @@
             </m:den>
           </m:f>
           <m:r>
-            <m:t xml:space="preserve">[</m:t>
+            <m:t xml:space="preserve"> </m:t>
           </m:r>
-          <m:sSub>
+          <m:d>
+            <m:dPr>
+              <m:begChr m:val="["/>
+              <m:endChr m:val="]"/>
+            </m:dPr>
             <m:e>
+              <m:sSub>
+                <m:e>
+                  <m:r>
+                    <m:t xml:space="preserve">k</m:t>
+                  </m:r>
+                </m:e>
+                <m:sub>
+                  <m:r>
+                    <m:t xml:space="preserve">0</m:t>
+                  </m:r>
+                </m:sub>
+              </m:sSub>
               <m:r>
-                <m:t xml:space="preserve">k</m:t>
+                <m:t xml:space="preserve"> </m:t>
               </m:r>
+              <m:d>
+                <m:dPr>
+                  <m:begChr m:val="["/>
+                  <m:endChr m:val="]"/>
+                </m:dPr>
+                <m:e>
+                  <m:sSub>
+                    <m:e>
+                      <m:r>
+                        <m:t xml:space="preserve">k</m:t>
+                      </m:r>
+                    </m:e>
+                    <m:sub>
+                      <m:r>
+                        <m:t xml:space="preserve">μ</m:t>
+                      </m:r>
+                    </m:sub>
+                  </m:sSub>
+                  <m:r>
+                    <m:t xml:space="preserve"> </m:t>
+                  </m:r>
+                  <m:sSub>
+                    <m:e>
+                      <m:r>
+                        <m:t xml:space="preserve">n</m:t>
+                      </m:r>
+                    </m:e>
+                    <m:sub>
+                      <m:r>
+                        <m:t xml:space="preserve">ν</m:t>
+                      </m:r>
+                    </m:sub>
+                  </m:sSub>
+                  <m:r>
+                    <m:t xml:space="preserve">+</m:t>
+                  </m:r>
+                  <m:sSub>
+                    <m:e>
+                      <m:r>
+                        <m:t xml:space="preserve">n</m:t>
+                      </m:r>
+                    </m:e>
+                    <m:sub>
+                      <m:r>
+                        <m:t xml:space="preserve">μ</m:t>
+                      </m:r>
+                    </m:sub>
+                  </m:sSub>
+                  <m:r>
+                    <m:t xml:space="preserve"> </m:t>
+                  </m:r>
+                  <m:sSub>
+                    <m:e>
+                      <m:r>
+                        <m:t xml:space="preserve">k</m:t>
+                      </m:r>
+                    </m:e>
+                    <m:sub>
+                      <m:r>
+                        <m:t xml:space="preserve">ν</m:t>
+                      </m:r>
+                    </m:sub>
+                  </m:sSub>
+                </m:e>
+              </m:d>
+              <m:r>
+                <m:t xml:space="preserve">−</m:t>
+              </m:r>
+              <m:sSub>
+                <m:e>
+                  <m:r>
+                    <m:t xml:space="preserve">k</m:t>
+                  </m:r>
+                </m:e>
+                <m:sub>
+                  <m:r>
+                    <m:t xml:space="preserve">μ</m:t>
+                  </m:r>
+                </m:sub>
+              </m:sSub>
+              <m:r>
+                <m:t xml:space="preserve"> </m:t>
+              </m:r>
+              <m:sSub>
+                <m:e>
+                  <m:r>
+                    <m:t xml:space="preserve">k</m:t>
+                  </m:r>
+                </m:e>
+                <m:sub>
+                  <m:r>
+                    <m:t xml:space="preserve">ν</m:t>
+                  </m:r>
+                </m:sub>
+              </m:sSub>
             </m:e>
-            <m:sub>
-              <m:r>
-                <m:t xml:space="preserve">0</m:t>
-              </m:r>
-            </m:sub>
-          </m:sSub>
-          <m:r>
-            <m:t xml:space="preserve">[</m:t>
-          </m:r>
-          <m:sSub>
-            <m:e>
-              <m:r>
-                <m:t xml:space="preserve">k</m:t>
-              </m:r>
-            </m:e>
-            <m:sub>
-              <m:r>
-                <m:t xml:space="preserve">μ</m:t>
-              </m:r>
-            </m:sub>
-          </m:sSub>
-          <m:sSub>
-            <m:e>
-              <m:r>
-                <m:t xml:space="preserve">n</m:t>
-              </m:r>
-            </m:e>
-            <m:sub>
-              <m:r>
-                <m:t xml:space="preserve">ν</m:t>
-              </m:r>
-            </m:sub>
-          </m:sSub>
-          <m:r>
-            <m:t xml:space="preserve">+</m:t>
-          </m:r>
-          <m:sSub>
-            <m:e>
-              <m:r>
-                <m:t xml:space="preserve">n</m:t>
-              </m:r>
-            </m:e>
-            <m:sub>
-              <m:r>
-                <m:t xml:space="preserve">μ</m:t>
-              </m:r>
-            </m:sub>
-          </m:sSub>
-          <m:sSub>
-            <m:e>
-              <m:r>
-                <m:t xml:space="preserve">k</m:t>
-              </m:r>
-            </m:e>
-            <m:sub>
-              <m:r>
-                <m:t xml:space="preserve">ν</m:t>
-              </m:r>
-            </m:sub>
-          </m:sSub>
-          <m:r>
-            <m:t xml:space="preserve">]</m:t>
-          </m:r>
-          <m:r>
-            <m:t xml:space="preserve">−</m:t>
-          </m:r>
-          <m:sSub>
-            <m:e>
-              <m:r>
-                <m:t xml:space="preserve">k</m:t>
-              </m:r>
-            </m:e>
-            <m:sub>
-              <m:r>
-                <m:t xml:space="preserve">μ</m:t>
-              </m:r>
-            </m:sub>
-          </m:sSub>
-          <m:sSub>
-            <m:e>
-              <m:r>
-                <m:t xml:space="preserve">k</m:t>
-              </m:r>
-            </m:e>
-            <m:sub>
-              <m:r>
-                <m:t xml:space="preserve">ν</m:t>
-              </m:r>
-            </m:sub>
-          </m:sSub>
-          <m:r>
-            <m:t xml:space="preserve">]</m:t>
-          </m:r>
+          </m:d>
         </m:oMath>
       </m:oMathPara>
     </w:p>
@@ -1093,44 +1135,55 @@
             </m:den>
           </m:f>
           <m:r>
-            <m:t xml:space="preserve">ln</m:t>
+            <m:t xml:space="preserve"> </m:t>
           </m:r>
-          <m:r>
-            <m:t xml:space="preserve">[</m:t>
-          </m:r>
-          <m:f>
-            <m:num>
-              <m:sSup>
+          <m:func>
+            <m:fName>
+              <m:r>
+                <m:t xml:space="preserve">ln</m:t>
+              </m:r>
+            </m:fName>
+            <m:e>
+              <m:d>
+                <m:dPr>
+                  <m:begChr m:val="["/>
+                  <m:endChr m:val="]"/>
+                </m:dPr>
                 <m:e>
-                  <m:r>
-                    <m:t xml:space="preserve">Λ</m:t>
-                  </m:r>
+                  <m:f>
+                    <m:num>
+                      <m:sSup>
+                        <m:e>
+                          <m:r>
+                            <m:t xml:space="preserve">Λ</m:t>
+                          </m:r>
+                        </m:e>
+                        <m:sup>
+                          <m:r>
+                            <m:t xml:space="preserve">2</m:t>
+                          </m:r>
+                        </m:sup>
+                      </m:sSup>
+                    </m:num>
+                    <m:den>
+                      <m:sSup>
+                        <m:e>
+                          <m:r>
+                            <m:t xml:space="preserve">m</m:t>
+                          </m:r>
+                        </m:e>
+                        <m:sup>
+                          <m:r>
+                            <m:t xml:space="preserve">2</m:t>
+                          </m:r>
+                        </m:sup>
+                      </m:sSup>
+                    </m:den>
+                  </m:f>
                 </m:e>
-                <m:sup>
-                  <m:r>
-                    <m:t xml:space="preserve">2</m:t>
-                  </m:r>
-                </m:sup>
-              </m:sSup>
-            </m:num>
-            <m:den>
-              <m:sSup>
-                <m:e>
-                  <m:r>
-                    <m:t xml:space="preserve">m</m:t>
-                  </m:r>
-                </m:e>
-                <m:sup>
-                  <m:r>
-                    <m:t xml:space="preserve">2</m:t>
-                  </m:r>
-                </m:sup>
-              </m:sSup>
-            </m:den>
-          </m:f>
-          <m:r>
-            <m:t xml:space="preserve">]</m:t>
-          </m:r>
+              </m:d>
+            </m:e>
+          </m:func>
           <m:r>
             <m:t xml:space="preserve">+</m:t>
           </m:r>
@@ -1203,6 +1256,9 @@
           <m:r>
             <m:t xml:space="preserve">e</m:t>
           </m:r>
+          <m:r>
+            <m:t xml:space="preserve"> </m:t>
+          </m:r>
           <m:sSub>
             <m:e>
               <m:r>
@@ -1215,6 +1271,9 @@
               </m:r>
             </m:sub>
           </m:sSub>
+          <m:r>
+            <m:t xml:space="preserve"> </m:t>
+          </m:r>
           <m:r>
             <m:t xml:space="preserve">A</m:t>
           </m:r>
@@ -1229,6 +1288,9 @@
           </m:r>
           <m:r>
             <m:t xml:space="preserve">e</m:t>
+          </m:r>
+          <m:r>
+            <m:t xml:space="preserve"> </m:t>
           </m:r>
           <m:sSub>
             <m:e>
